--- a/VV-FUTURES-HISTORICAL-CLAIMS.docx
+++ b/VV-FUTURES-HISTORICAL-CLAIMS.docx
@@ -92,7 +92,7 @@
     </w:p>
     <w:p>
       <w:r>
-        <w:t>Abstract By 2030, the European Union (EU) must have regulatory instruments in place that not only reduce greenhouse gas emissions from agriculture, but that also increase carbon sequestration, increase resilience of agricultural production, improve biodiversity in rural areas and contribute to providing nutritious and healthy food to a growing world population.</w:t>
+        <w:t>By 2030, the European Union (EU) must have regulatory instruments in place that not only reduce greenhouse gas emissions from agriculture, but that also increase carbon sequestration, increase resilience of agricultural production, improve biodiversity in rural areas and contribute to providing nutritious and healthy food to a growing world population.</w:t>
       </w:r>
     </w:p>
     <w:p>
@@ -123,7 +123,7 @@
     </w:p>
     <w:p>
       <w:r>
-        <w:t>Abstract Socio‐economic scenarios such as the Shared Socioeconomic Pathways (SSPs) have been widely used to analyze global change impacts, but representing their diversity is a challenge for the analytical tools applied to them. Taking Great Britain as an example, we represent a set of stakeholder‐elaborated UK‐SSP scenarios, linked to climate change scenarios (Representative Concentration Pathways), in a globally‐embedded agent‐based modeling framework.</w:t>
+        <w:t>Socio‐economic scenarios such as the Shared Socioeconomic Pathways (SSPs) have been widely used to analyze global change impacts, but representing their diversity is a challenge for the analytical tools applied to them. Taking Great Britain as an example, we represent a set of stakeholder‐elaborated UK‐SSP scenarios, linked to climate change scenarios (Representative Concentration Pathways), in a globally‐embedded agent‐based modeling framework.</w:t>
       </w:r>
     </w:p>
     <w:p>
@@ -3347,7 +3347,7 @@
     </w:p>
     <w:p>
       <w:r>
-        <w:t>Abstract Shrinkage, depopulation and the related structural decline threaten development trajectories of more than a quarter of European territories from the present until 2050. The article also discusses the content of citizens’ ideas for the future of shrinking areas, thus offering concrete proposals that may fuel the definition of future policy agendas.</w:t>
+        <w:t>Shrinkage, depopulation and the related structural decline threaten development trajectories of more than a quarter of European territories from the present until 2050. The article also discusses the content of citizens’ ideas for the future of shrinking areas, thus offering concrete proposals that may fuel the definition of future policy agendas.</w:t>
       </w:r>
     </w:p>
     <w:p>
@@ -4215,7 +4215,7 @@
     </w:p>
     <w:p>
       <w:r>
-        <w:t>Abstract This article provides a comprehensive overview of the changes to European Union (EU) climate and energy law brought about by the 2030 Climate and Energy Policy Framework. The article also explores the prospects for future change of the 2030 Framework towards more radical transformation in light of the European Green Deal and the ongoing COVID‐19 pandemic.</w:t>
+        <w:t>This article provides a comprehensive overview of the changes to European Union (EU) climate and energy law brought about by the 2030 Climate and Energy Policy Framework. The article also explores the prospects for future change of the 2030 Framework towards more radical transformation in light of the European Green Deal and the ongoing COVID‐19 pandemic.</w:t>
       </w:r>
     </w:p>
     <w:p>
@@ -5698,12 +5698,12 @@
         <w:pStyle w:val="Heading1"/>
       </w:pPr>
       <w:r>
-        <w:t>184.  The implications of demographic and economic projections on public pension spending in the European Union  (2020)</w:t>
-      </w:r>
-    </w:p>
-    <w:p>
-      <w:r>
-        <w:t>Abstract This paper analyses the implications that demographic and economic projections have on public pension spending in the European Union (EU). Using some stylised facts, we study the aging trends of the population, as well as labour force and employment projections.</w:t>
+        <w:t>184.  The implications of demographic and economic projections on public pension spending in the European Union  (2018)</w:t>
+      </w:r>
+    </w:p>
+    <w:p>
+      <w:r>
+        <w:t>This paper analyses the implications that demographic and economic projections have on public pension spending in the European Union (EU). Using some stylised facts, we study the aging trends of the population, as well as labour force and employment projections.</w:t>
       </w:r>
     </w:p>
     <w:p>
@@ -6318,12 +6318,12 @@
         <w:pStyle w:val="Heading1"/>
       </w:pPr>
       <w:r>
-        <w:t>204.  Future Scenarios of European Forests  (2019)</w:t>
-      </w:r>
-    </w:p>
-    <w:p>
-      <w:r>
-        <w:t>Abstract Scenarios based on contrasting storylines can be used as a tool to explore the different ways in which the future may develop and their impacts on the sustainability of European forestry. Here we discuss characteristics of scenario studies forest large scale forest resources in general and focus on a few recent trends and their long term impact on European forests, as e.g. nature oriented management, carbon credits, and extra demand for bioenergy.</w:t>
+        <w:t>204.  Future Scenarios of European Forests  (2018)</w:t>
+      </w:r>
+    </w:p>
+    <w:p>
+      <w:r>
+        <w:t>Scenarios based on contrasting storylines can be used as a tool to explore the different ways in which the future may develop and their impacts on the sustainability of European forestry. Here we discuss characteristics of scenario studies forest large scale forest resources in general and focus on a few recent trends and their long term impact on European forests, as e.g. nature oriented management, carbon credits, and extra demand for bioenergy.</w:t>
       </w:r>
     </w:p>
     <w:p>
@@ -8242,12 +8242,12 @@
         <w:pStyle w:val="Heading1"/>
       </w:pPr>
       <w:r>
-        <w:t>266.  The Future of Rural Poland: the Main Trends and Possible Scenarios.  (2018)</w:t>
-      </w:r>
-    </w:p>
-    <w:p>
-      <w:r>
-        <w:t>Abstract The objective of the report is to attempt the identification of the most significant factors that will shape Polish countryside until the year 2050 and to outline the feasible scenarios of changes in rural areas. The image of the Polish countryside in the perspective of the decades to come will most probably not undergo radical shifts.</w:t>
+        <w:t>266.  The Future of Rural Poland: the Main Trends and Possible Scenarios.  (2017)</w:t>
+      </w:r>
+    </w:p>
+    <w:p>
+      <w:r>
+        <w:t>The objective of the report is to attempt the identification of the most significant factors that will shape Polish countryside until the year 2050 and to outline the feasible scenarios of changes in rural areas. The image of the Polish countryside in the perspective of the decades to come will most probably not undergo radical shifts.</w:t>
       </w:r>
     </w:p>
     <w:p>
@@ -9239,7 +9239,7 @@
     </w:p>
     <w:p>
       <w:r>
-        <w:t>Abstract Projections of precipitation and its extremes over the European continent are analyzed in an extensive multimodel ensemble of 12 and 50 km resolution EURO‐CORDEX Regional Climate Models (RCMs) forced by RCP2.6, RCP4.5, and RCP8.5 (Representative Concentration Pathway) aerosol and greenhouse gas emission scenarios. The projected changes of the European hydrological cycle may have substantial impact on environmental and anthropogenic systems.</w:t>
+        <w:t>Projections of precipitation and its extremes over the European continent are analyzed in an extensive multimodel ensemble of 12 and 50 km resolution EURO‐CORDEX Regional Climate Models (RCMs) forced by RCP2.6, RCP4.5, and RCP8.5 (Representative Concentration Pathway) aerosol and greenhouse gas emission scenarios. The projected changes of the European hydrological cycle may have substantial impact on environmental and anthropogenic systems.</w:t>
       </w:r>
     </w:p>
     <w:p>
@@ -9296,7 +9296,7 @@
         <w:pStyle w:val="Heading1"/>
       </w:pPr>
       <w:r>
-        <w:t>300.  Regulating the Use of Bisphenol A in Baby and Children's Products in the European Union: Current Developments and Scenarios for the Regulatory Future  (2017)</w:t>
+        <w:t>300.  Regulating the Use of Bisphenol A in Baby and Children's Products in the European Union: Current Developments and Scenarios for the Regulatory Future  (2011)</w:t>
       </w:r>
     </w:p>
     <w:p>
@@ -11781,7 +11781,7 @@
     </w:p>
     <w:p>
       <w:r>
-        <w:t>The questions posed in this context involve the sustainability of policy assumptions concerning the role of cities of various size categories, as well as factors that could lead to a discontinuity in the trends observed in metropolisation For this purpose two alternative reference scenarios are outlined and examined in the light of some specific characteristics of Poland’s metropolitan development.</w:t>
+        <w:t>For this purpose two alternative reference scenarios are outlined and examined in the light of some specific characteristics of Poland’s metropolitan development. The questions posed in this context involve the sustainability of policy assumptions concerning the role of cities of various size categories, as well as factors that could lead to a discontinuity in the trends observed in metropolisation.</w:t>
       </w:r>
     </w:p>
     <w:p>
@@ -12153,7 +12153,7 @@
     </w:p>
     <w:p>
       <w:r>
-        <w:t>Abstract The author outlines three scenarios for the future of industrial relations in Europe. The second envisages that “elite reform” from above will succeed in re‐engineering industrial relations and workers' protection according to an ideal social policy agenda – an unlikely prospect given the overriding importance of financial considerations and globalized competition.</w:t>
+        <w:t>The author outlines three scenarios for the future of industrial relations in Europe. The second envisages that “elite reform” from above will succeed in re‐engineering industrial relations and workers' protection according to an ideal social policy agenda – an unlikely prospect given the overriding importance of financial considerations and globalized competition.</w:t>
       </w:r>
     </w:p>
     <w:p>
@@ -13238,7 +13238,7 @@
     </w:p>
     <w:p>
       <w:r>
-        <w:t>Abstract The European Union's ambition to achieve near‐total decarbonization by 2050 suggests a large role for carbon capture and storage (CCS), requiring the transport (mostly by pipeline) of CO 2 from source facilities to appropriate sites for geological storage.</w:t>
+        <w:t>The European Union's ambition to achieve near‐total decarbonization by 2050 suggests a large role for carbon capture and storage (CCS), requiring the transport (mostly by pipeline) of CO 2 from source facilities to appropriate sites for geological storage.</w:t>
       </w:r>
     </w:p>
     <w:p>

--- a/VV-FUTURES-HISTORICAL-CLAIMS.docx
+++ b/VV-FUTURES-HISTORICAL-CLAIMS.docx
@@ -15582,6 +15582,1777 @@
           <w:sz w:val="16"/>
         </w:rPr>
         <w:t>https://doi.org/10.3390/f2010147</w:t>
+      </w:r>
+    </w:p>
+    <w:p>
+      <w:r>
+        <w:br w:type="page"/>
+      </w:r>
+    </w:p>
+    <w:p>
+      <w:pPr>
+        <w:pStyle w:val="Heading1"/>
+      </w:pPr>
+      <w:r>
+        <w:t>Earlier perspectives and developments since — research update</w:t>
+      </w:r>
+    </w:p>
+    <w:p>
+      <w:r>
+        <w:t>Research integration · 25 October 2026. These contextual notes connect earlier research to later developments. The separate LLM investigation was used as a research guide; descriptions below are condensed and reworded. Its quantitative and source-specific claims are not independently reverified in this update. This section does not classify earlier studies as right or wrong.</w:t>
+      </w:r>
+    </w:p>
+    <w:p>
+      <w:pPr>
+        <w:pStyle w:val="Heading2"/>
+      </w:pPr>
+      <w:r>
+        <w:t>null (not in catalogue; scanner lead 509): Are EU climate ambitions reflected at member-state level? (2022)</w:t>
+      </w:r>
+    </w:p>
+    <w:p>
+      <w:r>
+        <w:t>Earlier perspective.  Poschmann, Bach &amp; Finkbeiner, Energy Strategy Reviews 43 (2022) 100936. All 12 pages were read from the TU Berlin repository copy; the Elsevier DOI page could not be fetched. The paper compares EU-level targets with member-state contributions. EU targets: NDC 2015 −40% and NDC 2020 −55% vs 1990; renewable share (RES) 32% under RED II and 40% under the July 2021 RED III proposal. Member-state contributions: the 2018 ESR national targets, the two July 2021 ESR proposal options (option 1: −40% vs 2005, national range −10% to −50%; option 2: −35%), and NECP RES targets. National 2005-based targets are converted to a 1990 base and weighted by emissions. Data: the EEA GHG viewer to 2019 and Eurostat RES shares to 2019. Results:   - (a) Against the ESR share of the −55% NDC, the 2018 ESR targets leave a weighted gap of −11%. Option 1 closes it (+1%); option 2 leaves −5%.   - (b) ESR-sector emissions fell 11.3% over 1990–2019 and 10.7% over 2005–2019. Their 2010–2019 average change was −0.8%/yr. Reaching the targets by 2030 from 2019 would n</w:t>
+      </w:r>
+    </w:p>
+    <w:p>
+      <w:r>
+        <w:t>Developments since.    - Total GHG, Eurostat env_air_gge, EU27, updated 2 June 2026:     - Excluding LULUCF: 4,866.9 Mt (1990), 4,168.8 (2010), 3,574.5 (2019), 3,280.9 (2020), 3,452.7 (2021), 3,359.6 (2022), 3,088.3 (2023), 3,017.2 (2024). That is −38.0% vs 1990 and −33.5% vs 2005 in 2024.     - Compound annual change (my calc): −1.69%/yr over 2010–2019 vs −3.33%/yr over 2019–2024. Year-on-year 2024: −2.3%.     - Net including LULUCF: 4,608.5 Mt (1990), 3,338.2 (2019), 2,786.2 (2024), i.e. −39.5% vs 1990 in 2024.     - The EEA's −39.0% domestic net for 2024 (below) was based on Member States' approximated 2024 inventories. The small gap from Eurostat's −39.5% reflects data vintage.   - EEA, Trends and projections in Europe 2025 (November 2025), executive summary and §1.2:     - 2024 vs 1990: domestic −37.7%, domestic net −39.0%, European Climate Law (ECL) scope −37.2% (Table 1.1).</w:t>
+      </w:r>
+    </w:p>
+    <w:p>
+      <w:r>
+        <w:t>How these connect.  The paper's core arithmetic was sound and its RES diagnosis has held up. During 2019–2023, total EU emissions fell at about the ~3%/yr pace the −55% target implies. My calc from the paper's own 1990–2019 total of −33% gives a similar all-sector requirement of about 3.0% of the 2019 level per year. That pace came partly from one-off shocks (COVID-19 in 2020, the 2022–2023 energy crisis) and from ETS sectors, which the paper's −3% figure did not cover. In the ESR sectors the paper actually addressed, the pace came close to its −2.9%/yr (about 2.6%/yr) but stayed below it. The ESR comparison mixes inventory vintages (EEA 2021 data in the paper, EEA 2025 data now), so the implied 2019–2023 ESR rate is approximate. The 2024–2025 slowdown is the main reason the verdict stays "partly" rather than "as envisioned".</w:t>
+      </w:r>
+    </w:p>
+    <w:p>
+      <w:r>
+        <w:t>Research source trail (starting point): https://depositonce.tu-berlin.de/items/72426f9f-309e-4728-b441-9eae09b4df5f/full:</w:t>
+      </w:r>
+    </w:p>
+    <w:p>
+      <w:r>
+        <w:t>Catalogue record: 509</w:t>
+      </w:r>
+    </w:p>
+    <w:p>
+      <w:pPr>
+        <w:pStyle w:val="Heading2"/>
+      </w:pPr>
+      <w:r>
+        <w:t>238 and 239 (same article entered twice): Climate change mitigation: evidences from the European scenario (2018)</w:t>
+      </w:r>
+    </w:p>
+    <w:p>
+      <w:r>
+        <w:t>Earlier perspective.  D'Adamo, Miliacca &amp; Schettini, Int. J. Management and Network Economics 4(2): 95–114 (2018). The full text is paywalled, and no repository copy was found by any route:   - Inderscience offers page: full text for subscribers only.   - IDEAS/RePEc: marked restricted.   - OpenAlex: closed access, no repository full text.   - inderscienceonline.com: HTTP 403.   - Sapienza IRIS: no result.   - Semantic Scholar API: rate-limited (HTTP 429).</w:t>
+      </w:r>
+    </w:p>
+    <w:p>
+      <w:r>
+        <w:t>Developments since.    - 2020 targets: The EEA marks the 2020 targets for GHG, final energy, primary energy and RES as reached (Trends and projections 2025, Figure 1.2). EU27 RES was 22.0% in 2020 (Eurostat nrg_ind_ren) against a 20% target (target per Poschmann et al. 2022, Table 7). EU27 GHG excluding LULUCF was 3,280.9 Mt in 2020, −32.6% vs 1990 (Eurostat env_air_gge; my calc), against the −20% target (Poschmann et al. 2022, background).   - 2030 targets, since superseded:     - Regulation (EU) 2021/1119 (European Climate Law), Art. 4(1): a binding 2030 cut in net GHG of at least 55% vs 1990, with net removals counting for at most 225 Mt CO2e.     - Renewables: 32% under RED II, then raised to at least 42.5% (EEA §3.3).     - Energy efficiency (EEA §1.5): the revised directive sets final energy ≤763 Mtoe and primary energy ≤992.5 Mtoe, an 11.7% cut vs the 2020 reference scenario.   - 2050: ECL Art. 2(1) replaces −80–95% with net-zero (balance) by 2050 at the latest.   - Status:</w:t>
+      </w:r>
+    </w:p>
+    <w:p>
+      <w:r>
+        <w:t>How these connect.  The scanner's links do not test anything the study claimed. The checkable content of the study is its 2015 country assessments against the 2020 targets, and I could not read those (paywalled). The catalogue excerpt should be treated as background rather than a claim.</w:t>
+      </w:r>
+    </w:p>
+    <w:p>
+      <w:r>
+        <w:t>Research source trail (starting point): https://inderscience.com/offers.php?id=95079:</w:t>
+      </w:r>
+    </w:p>
+    <w:p>
+      <w:r>
+        <w:t>Catalogue record: 238, 239</w:t>
+      </w:r>
+    </w:p>
+    <w:p>
+      <w:pPr>
+        <w:pStyle w:val="Heading2"/>
+      </w:pPr>
+      <w:r>
+        <w:t>189: A New Climate for Europe: 2030 Climate Targets Must Be More Ambitious (2019)</w:t>
+      </w:r>
+    </w:p>
+    <w:p>
+      <w:r>
+        <w:t>Earlier perspective.  Oei, Hainsch, Löffler, von Hirschhausen, Holz &amp; Kemfert, DIW Weekly Report 40+41/2019, pp. 365–372. Read in full (8 pp. PDF).   - Model and scope: GENeSYS-MOD v2.0, a cost-minimising energy system model. It covers electricity, heat and transport only, leaving out parts of industry and agriculture. Europe is split into 17 nodes, including Great Britain. It runs 2020–2050 in five-year steps with perfect foresight and 2018 cost data.   - Constraint: a CO2 budget for Europe of 51.60 Gt, a population share of an 890 Gt global budget from 2015, to stay below 2°C.   - Results: The climate-action scenario needs a 60% cut by 2030 vs 1990. In business as usual (BAU), emissions fall only about 38% by 2030. That is roughly in line with the existing 40% target but overshoots the budget.   - Further figures:     - Cumulative CO2 avoided: 15.34 Gt by 2030, 36.17 Gt by 2050.     - Avoided damage of €1,381 bn by 2030 at €180/t, against €222 bn extra system cost (about 3.3% of total energy-system cost).     - Additions by 2030: 870 GW solar and 600 GW</w:t>
+      </w:r>
+    </w:p>
+    <w:p>
+      <w:r>
+        <w:t>Developments since.    - Regulation (EU) 2021/1119: Art. 4(1) sets a binding 2030 target of at least a 55% cut in net GHG vs 1990, with net removals counting for at most 225 Mt CO2e. Art. 2(1) requires emissions and removals to balance within the EU by 2050 at the latest.   - EEA, Trends and projections 2025, §1.1: EU environment ministers formally agreed on 5 November 2025 to an additional interim target of −90% net GHG by 2040.   - Regulation (EU) 2026/667 of 11 March 2026 (OJ L, 18 March 2026), amending the ECL:     - New Art. 4(3): a binding 2040 target of −90% net GHG vs 1990.     - New Art. 4(4)(a): from 2036, high-quality international credits under Paris Art. 6 may cover up to 5% of 1990 net emissions, which corresponds to a domestic net cut of 85%.     - Recital 13 mentions permanent removals (BioCCS, DACCS) in the ETS.     - Art. 2 postpones the new emissions trading for buildings and road transport (ETS2) to 2028.</w:t>
+      </w:r>
+    </w:p>
+    <w:p>
+      <w:r>
+        <w:t>How these connect.  The direction of policy matched the recommendation; the level did not. I cannot attribute the change to this report, since many actors called for higher targets in 2019–2020. DIW's BAU was too pessimistic in hindsight: economy-wide emissions reached about −38% by 2024, six years early. That comparison is approximate because DIW modelled energy-sector CO2 for a wider Europe.</w:t>
+      </w:r>
+    </w:p>
+    <w:p>
+      <w:r>
+        <w:t>Research source trail (starting point): https://www.diw.de/de/diw_01.c.683047.de/publikationen/weekly_reports/2019_40_1/a_new_climate_for_europe__2030_climate_targets_must_be_more_ambitious.html:</w:t>
+      </w:r>
+    </w:p>
+    <w:p>
+      <w:r>
+        <w:t>Catalogue record: 189</w:t>
+      </w:r>
+    </w:p>
+    <w:p>
+      <w:pPr>
+        <w:pStyle w:val="Heading2"/>
+      </w:pPr>
+      <w:r>
+        <w:t>106: On European Green Deal and Sustainable Development Policy (the Case of Romania) (2021)</w:t>
+      </w:r>
+    </w:p>
+    <w:p>
+      <w:r>
+        <w:t>Earlier perspective.  Ciot, Sustainability 13 (2021) 12233, 17 pp., read in full. mdpi.com returned HTTP 403, so I used the identical PDF on MDPI's file server.   - The excerpt is the abstract's opening sentence: "Reaching the EU climate-neutrality objective in 2050 is very ambitious". The sentence goes on to single out the Central-Eastern European member states.   - The paper is a qualitative policy analysis of documents, discourse and comparison, covering December 2019 to October 2021. It builds a three-level model (strategic, administrative, outcomes) and applies it to the EU and to Romania.   - Findings: Romania lacks national coordination at the strategic and administrative levels; the Green Deal is absent from party programmes and public debate; no legislative measures had transposed the newest Green Deal legislation.   - Weaknesses listed: no national strategy, development and economic gaps, unlikely just transition for coal regions, missed Modernisation Fund calls, and environmental infringement procedures.   - Recommendation: a compulsory Nationa</w:t>
+      </w:r>
+    </w:p>
+    <w:p>
+      <w:r>
+        <w:t>Developments since.    - Net GHG including LULUCF, 2024, index 1990 = 100 (Eurostat sdg_13_10, updated 22 April 2026):     - CEE: RO 27.7, PL 73.0, BG 42.2, CZ 49.6, HU 51.6, SK 44.4, HR 83.2, SI 77.5, EE 33.5, LV 89.9, LT 24.0.     - Comparators: DE 54.9, FR 62.6, IT 59.0, ES 87.2.     - EU27 about 60.5 (my calc from env_air_gge: 2,786.2 / 4,608.5 Mt).     - Measured from 1990, most CEE states are ahead of the EU, largely because of post-1990 restructuring.   - GHG excluding LULUCF, change 2005 → 2024 (my calc from sdg_13_10 Mt series):     - CEE: RO −32.6%, PL −14.6%, BG −30.7%, CZ −34.4%, HU −30.6%, SK −34.9%, HR −15.1%, SI −24.8%, EE −46.9%, LV −12.7%, LT −16.4%.</w:t>
+      </w:r>
+    </w:p>
+    <w:p>
+      <w:r>
+        <w:t>How these connect.  The data do not support treating Central-Eastern Europe as one laggard bloc. Poland stands out on most indicators: smallest GHG cut since 2005, coupled growth and CO2, low RES, and rising energy use. Croatia, Slovenia and the Baltic states lag on some indicators, while Romania, Czechia and Slovakia track the EU average since 2005. Romania specifically shows deep cuts since 1990 and 2005 and an RES share at the EU average, but its ESR emissions were above allocation in 2024 and its buildings emissions are rising. That is consistent with the paper's concern about implementation capacity, but it is not a test of it. The difficulty of reaching 2050 neutrality also depends on the shrinking land sink, which the EEA flags EU-wide, and not only on CEE specifics.</w:t>
+      </w:r>
+    </w:p>
+    <w:p>
+      <w:r>
+        <w:t>Research source trail (starting point): https://mdpi-res.com/d_attachment/sustainability/sustainability-13-12233/article_deploy/sustainability-13-12233.pdf:</w:t>
+      </w:r>
+    </w:p>
+    <w:p>
+      <w:r>
+        <w:t>Catalogue record: 106</w:t>
+      </w:r>
+    </w:p>
+    <w:p>
+      <w:pPr>
+        <w:pStyle w:val="Heading2"/>
+      </w:pPr>
+      <w:r>
+        <w:t>490 — iTREN-2030: EU27 transport energy use and GHG to 2030 (2011)</w:t>
+      </w:r>
+    </w:p>
+    <w:p>
+      <w:r>
+        <w:t>Earlier perspective. Original claim (Source; abstract, precursor paper and project report read in full; TRR article full text not obtained): Schade &amp; Wiesenthal, Transportation Research Record 2252: 31–39. Crossref dates it to January 2011; the JRC repository lists 2012-10-01.   - Access: The TRR article is closed access (OpenAlex), and the SAGE/DOI hosts were blocked in this session. I read four things instead:     - the full TRR abstract (Crossref);     - the JRC repository record;     - the full precursor WCTR Lisbon paper by B. Schade (same analysis, with preliminary Integrated Scenario numbers);     - the full iTREN-2030 Final Report (Deliverable D6, W. Schade &amp; M. Krail, Fraunhofer-ISI, 27 April 2010), the source of the scenario numbers.   - Variable, place and baseline: transport GHG/CO2 in the pre-2013 EU27 (UK included, Croatia excluded), in 2020 and 2030, relative to 2005. Projections come from the linked POLES–TREMOVE–ASTRA–TRANS-TOOLS model suite.   - Reference Scenario: policies adopted by mid-2008 only, no shocks, and the 2008 crisis not ref</w:t>
+      </w:r>
+    </w:p>
+    <w:p>
+      <w:r>
+        <w:t>Developments since.    - Emissions inventory. Eurostat `env_air_gge`, updated 2 June 2026, EU27_2020, Mt CO2e.     - Fuel combustion in transport (CRF 1.A.3): 674.7 (1990), 849.9 (2005), 834.8 (2019), 722.5 (2020), 795.6 (2023), 804.8 (2024).     - Change vs 2005: −1.8% (2019), −15.0% (2020), −6.4% (2023), −5.3% (2024).     - Adding the international aviation and navigation memo items (1.D.1.a and 1.D.1.b): 1,099.0 (2005) and 1,061.8 (2024). Change vs 2005: +0.4% (2019), −18.2% (2020), −5.3% (2023), −3.4% (2024).   - The study's own geography (my approximation). EU27_2020, minus Croatia (`env_air_gge`), plus the UK (DfT/DESNZ ENV0201a, updated 14 July 2026; UK domestic transport 133.5 Mt in 2005 and 110.4 Mt in 2024).     - Domestic: −2.7% (2019), −8.1% (2023), −7.3% (2024) vs 2005.     - Including bunkers: 1,267.2 Mt (2005), which matches the study's 1,268 Mt base; 1,204.2 Mt (2024). Change vs 2005: −0.5% (2019), −6.8% (2023), −5.0% (2024).</w:t>
+      </w:r>
+    </w:p>
+    <w:p>
+      <w:r>
+        <w:t>How these connect.    - The scenario's drivers have so far fallen short:     - Energy demand is flat, against about −7% on the scenario path by 2024 (my interpolation).     - Biofuels are about 6% of transport energy, against about 12% on the path.     - The BEV fleet share was 0.44% in 2020 against 5.0% projected, and 2.9% in 2025 against about 7.4% interpolated.   - A smaller cut than projected is therefore internally consistent.   - Rapid new-car electrification since 2020 and tighter post-2021 EU policy have not yet changed the stock enough.   - Boundary ambiguity (about 2–3 points), geography (the UK adds about 2 points of decline) and inventory vintage (−5.9% vs −6.4% for 2023) affect the size of the gap, not its sign.</w:t>
+      </w:r>
+    </w:p>
+    <w:p>
+      <w:r>
+        <w:t>Research source trail (starting point): https://api.crossref.org/works/10.3141/2252-05</w:t>
+      </w:r>
+    </w:p>
+    <w:p>
+      <w:r>
+        <w:t>Catalogue record: 490</w:t>
+      </w:r>
+    </w:p>
+    <w:p>
+      <w:pPr>
+        <w:pStyle w:val="Heading2"/>
+      </w:pPr>
+      <w:r>
+        <w:t>149 — EU road vehicle energy use and CO2 by 2050: expert-based scenarios (2020)</w:t>
+      </w:r>
+    </w:p>
+    <w:p>
+      <w:r>
+        <w:t>Earlier perspective.  Krause, Thiel, Tsokolis, Samaras, Rota, Ward, Prenninger, Coosemans, Neugebauer &amp; Verhoeve, Energy Policy 138: 111224 (2020), CC BY. Full published PDF from the University of Brighton repository.   - Scope: the technical potential to cut tank-to-wheel (TTW), real-world CO2 from EU28 road transport by 2050.   - Baseline:     - 2050 activity is calibrated to the EU Reference Scenario 2016: 5.1 trillion vehicle-km, about +15% vs 2016 (Table 1).     - Conventional vehicles stay at 2015 new-vehicle efficiency; the authors call this a "worst case".   - Scenarios:     - An ERTRAC expert group set three 2050 fleets (Table 8): High Electrification (HE), HE plus Hydrogen (HEH), and Mixed (Mix).     - Small and medium cars are 100% BEV in HE and HEH. In Mix they are 37.5% BEV, 25% PHEV and 37.5% advanced ICE.</w:t>
+      </w:r>
+    </w:p>
+    <w:p>
+      <w:r>
+        <w:t>Developments since.    - Road emissions. Eurostat `env_air_gge`, road transportation (CRF 1.A.3.b), EU27_2020, updated 2 June 2026.     - CO2: 609.6 Mt (1990), 788.9 (2005), 746.7 (2015), 781.0 (2019), 680.1 (2020), 748.7 (2023), 757.7 (2024). In 2024 that is +24.3% vs 1990.     - GHG: 620.6 Mt (1990) and 767.0 Mt (2024), +23.6%.     - A 90% cut vs 1990 would mean about 61 Mt CO2 for the EU27. These figures are EU27, not the paper's EU28.   - EDGAR 2026 (PDF p. 24): road transport fell 4.1% from 2005 to 2025.   - Car fleet. Eurostat `road_eqs_carpda`: BEV share of the stock 1.73% (2023), 2.22% (2024), 2.88% (2025); BEV plus PHEV 3.04%, 3.76% and 4.76%. EEA T&amp;P 2025 p. 33 likewise gives 3% for 2023.   - New cars. Eurostat `road_eqr_carpda`, updated 6 October 2026.</w:t>
+      </w:r>
+    </w:p>
+    <w:p>
+      <w:r>
+        <w:t>How these connect.    - The structural findings fit later policy and the thesis: electrification is the main lever, the measures add less than 20 points, and heavy-duty vehicles dominate what remains.   - Uncertainties:     - The baselines differ: the paper uses about 700 Mt (EU28, real-world modelled), the EU27 inventory 610 Mt.     - The durability of the 2035 and 2040 standards is uncertain.     - Upstream electricity emissions fall outside TTW accounting.</w:t>
+      </w:r>
+    </w:p>
+    <w:p>
+      <w:r>
+        <w:t>Research source trail (starting point): https://api.openalex.org/works/doi:10.1016/j.enpol.2019.111224</w:t>
+      </w:r>
+    </w:p>
+    <w:p>
+      <w:r>
+        <w:t>Catalogue record: 149</w:t>
+      </w:r>
+    </w:p>
+    <w:p>
+      <w:pPr>
+        <w:pStyle w:val="Heading2"/>
+      </w:pPr>
+      <w:r>
+        <w:t>309 — EV sales competition and sensitivity to charging infrastructure in Europe (2016)</w:t>
+      </w:r>
+    </w:p>
+    <w:p>
+      <w:r>
+        <w:t>Earlier perspective.  Harrison &amp; Thiel, Technological Forecasting &amp; Social Change 114: 165–178 (online August 2016; CC BY-NC-ND). Full text from White Rose eprints.   - Model and scenarios:     - JRC's PTTMAM system-dynamics market-agent model covers EU28 member states, 1995–2050.     - Runs combine CO2 regulation (R0–R3), purchase subsidies (P0–P4) and hypothetical 100% infrastructure subsidies (I1–I3).     - Authorities by default target 10 plug-in vehicles (PiEV) per public point (pCP), the indicative DAFI ratio.   - Findings:     - Infrastructure subsidies move 2050 shares only marginally, and point installation is out of proportion to market share.     - Sensitivity runs:</w:t>
+      </w:r>
+    </w:p>
+    <w:p>
+      <w:r>
+        <w:t>Developments since.    - Plug-in stock. Eurostat `road_eqs_carpda`, updated 20 October 2026: the EU27 BEV plus PHEV share of the stock was 3.04% (2023), 3.76% (2024), 4.76% (2025). The EU is only now reaching the claim's roughly 5% threshold.   - Public recharging points. Eurostat `road_if_rchev`, updated 13 October 2026; EU27 sums of reported points:     - 396,036 in 2022 (8 member states missing).     - 599,505 in 2023 (IE, IT, LT missing).     - 896,652 in 2024 (IE, LT missing).     - 872,970 in 2025 (DE, EE missing).     - Like-for-like growth: +41.0% in 2023–24 (24 member states) and +18.0% in 2024–25 (23).</w:t>
+      </w:r>
+    </w:p>
+    <w:p>
+      <w:r>
+        <w:t>How these connect.    - The aggregate EU data cannot yet test the roughly 5% stock threshold, which was reached only in 2025.   - The "little gain beyond 1 per 10" piece is plausible, but no causal European test was found, and the cost side could not be verified.   - The model's own baseline badly underestimated sales (about 21% plug-in share by 2022–2024 against 20% by 2030), so its absolute paths aged poorly, as the authors warned they might.</w:t>
+      </w:r>
+    </w:p>
+    <w:p>
+      <w:r>
+        <w:t>Research source trail (starting point): https://api.openalex.org/works/doi:10.1016/j.techfore.2016.08.007</w:t>
+      </w:r>
+    </w:p>
+    <w:p>
+      <w:r>
+        <w:t>Catalogue record: 309</w:t>
+      </w:r>
+    </w:p>
+    <w:p>
+      <w:pPr>
+        <w:pStyle w:val="Heading2"/>
+      </w:pPr>
+      <w:r>
+        <w:t>379 — Ocean energy development in Europe: current status and future perspectives (2015)</w:t>
+      </w:r>
+    </w:p>
+    <w:p>
+      <w:r>
+        <w:t xml:space="preserve">Earlier perspective.  Magagna &amp; Uihlein (European Commission JRC), Int. J. Marine Energy 11: 84–104, open access (CC BY-NC-ND), read in full from the Tethys copy. The abstract (p. 84) says the EU aims at 100 GW of combined wave and tidal capacity by 2050. In the body (Introduction, pp. 85–86) the same figure is credited to industry rather than EU institutions ("The sector aims to install 100 GW of wave and tidal energy capacity"), citing ref. [1], SI Ocean (2014), Wave and tidal energy market deployment strategy for Europe. The authors' own statements about the future are short-term and based on the project pipeline:   - Member States' 2009 National Renewable Energy Action Plans (NREAPs) expected 2,250 MW of wave and tidal by 2020, about 0.5% of EU installed electricity capacity (p. 85).   - Bloomberg New Energy Finance (BNEF) forecast only ~170 MW installed worldwide by 2020, 7% of the NREAP total (p. 86; Conclusion, p. 99).   - Europe's tidal capacity could reach about 57 MW by 2018 (Section 4, p. 93, Fig. 9) and wave about 26 MW by 2018 (Section 5, p. </w:t>
+      </w:r>
+    </w:p>
+    <w:p>
+      <w:r>
+        <w:t>Developments since.    - EU-27 capacity: Eurostat `nrg_inf_epcrw`, category RA500 "Tide, wave, ocean", net maximum electrical capacity in MW (dataset updated 9 Oct 2026).     - EU-27 totals: 214.7 MW in 2024, 216.0 MW in 2010, 225.8 MW in 2014.     - By country in 2024: France 209.9 MW, Spain 4.8 MW, Portugal 0.0 MW. The UK last reported 20.4 MW (2019).     - The EU total is essentially France's tidal barrage at La Rance, built in 1966 (240 MW according to the Ocean Energy Forum Roadmap, Section 1.3). There has been no net growth since the paper.   - EU-27 generation: Eurostat `nrg_bal_peh`, RA500, gross electricity production (dataset updated 2 Jun 2026). EU-27 produced 467.8 GWh in 2024 (France 458.8 GWh, Spain 9.0 GWh). That is about 0.13% of the ~350 TWh a year the Roadmap links to 100 GW.   - Wave and tidal stream in Europe, including the UK (OEE Stats &amp; Trends 2024, April 2025, tidal section p. 9 and wave section):     - Tidal: about 32 MW deployed since 2010, of which 12.7 MW was generating and 19.3 MW had been decommissioned.</w:t>
+      </w:r>
+    </w:p>
+    <w:p>
+      <w:r>
+        <w:t>How these connect.  High confidence on who set the figure and on the size of the gap. Uncertainties:   - I did not open the 2013 Vision Paper or the SI Ocean 2014 strategy themselves. The attribution rests on the 2016 Roadmap footnote, OEE's 2020 paper and press coverage from 2014.   - Eurostat's RA500 category lumps tidal barrage, wave and tidal stream together.   - OEE figures are compiled by the industry and include the UK, which has been outside the EU since 2020.    The 2050 horizon is still open, but reaching 100 GW (or even 40 GW) would need growth of several thousand times from 2025 levels.</w:t>
+      </w:r>
+    </w:p>
+    <w:p>
+      <w:r>
+        <w:t>Research source trail (starting point): https://tethys-engineering.pnnl.gov/sites/default/files/publications/Magagna_Uihlein-2015.pdf</w:t>
+      </w:r>
+    </w:p>
+    <w:p>
+      <w:r>
+        <w:t>Catalogue record: 379</w:t>
+      </w:r>
+    </w:p>
+    <w:p>
+      <w:pPr>
+        <w:pStyle w:val="Heading2"/>
+      </w:pPr>
+      <w:r>
+        <w:t>358 — Assessing the impacts of technology improvements on the deployment of marine energy in Europe with an energy system perspective (2015/2016)</w:t>
+      </w:r>
+    </w:p>
+    <w:p>
+      <w:r>
+        <w:t>Earlier perspective.  Sgobbi, Simões, Magagna &amp; Nijs (EC JRC), Renewable Energy 89 (2016): 515–525 (online December 2015; CC BY-NC-ND). Read in full from the Tethys copy.   - Method: the JRC-EU-TIMES linear-optimisation model of EU28+ for 2005–2050. Tidal and wave are each modelled as one aggregate technology. Two policy scenarios: Current Policy Initiatives (CPI: 20-20-20 targets, emissions trading to 2050, no long-term cap) and CAP (CO2 80% below 1990 by 2050) (Table 4).   - Baseline assumptions (Tables 2–3, Section 3.2):     - capital cost, wave: EUR(2010) 4,070/kW (2020) → 2,200/kW (2050);     - capital cost, tidal: EUR 3,285/kW (2020) → 2,200/kW (2050);     - capacity factor: 0.22 (2020) → 0.25 (2050);     - marine technical potential capped at 117 TWh (2020) and 170 TWh (2050) (Table 1);     - 12% learning rate applied exogenously.</w:t>
+      </w:r>
+    </w:p>
+    <w:p>
+      <w:r>
+        <w:t>Developments since.    - Deployment:     - EU-27 "Tide, wave, ocean" capacity: 214.7 MW in 2024, flat since 2010 and almost all La Rance (Eurostat `nrg_inf_epcrw`, RA500). Generation 467.8 GWh in 2024 (Eurostat `nrg_bal_peh`, RA500).     - The paper's baseline tidal output (0.63 TWh a year, presumably La Rance) and its 0.2 GW installed in 2020 are both close to what Eurostat shows: about 0.5 TWh and about 0.2 GW.     - New wave and tidal stream capacity in Europe stayed tiny. In the water at the end of 2024: 12.7 MW tidal and 0.83 MW wave; tidal output 13.4 GWh (2024) and 16.2 GWh (2025) (OEE Stats &amp; Trends 2024 p. 9; Market Outlook 2025 p. 10).   - Wave: no wave farm operated in Europe by 2025. The first publicly funded wave farms (24 MW in total) are due by 2030 (OEE Market Outlook 2025, p. 11). This is consistent with the paper's finding that wave is not competitive.   - Tidal: progress has come through dedicated support rather than market competitiveness:     - UK ring-fenced Contracts for Difference: 143 MW awarded by 2025;</w:t>
+      </w:r>
+    </w:p>
+    <w:p>
+      <w:r>
+        <w:t>How these connect.    - The quick pass's reading (outcome contradicts a "significant-role expectation") gets the paper backwards: the paper's own results were sceptical, and later evidence matches its baseline.   - Medium-to-high confidence for 2020–2025. The match at 2020 is partly mechanical: no new deployment in the model, little in reality, and La Rance dominates both.   - The 40% cost-reduction claim is the sector's own figure, and I found no comparable LCOE series to test the paper's cost assumptions (EUR 3,285/kW for tidal in 2020).</w:t>
+      </w:r>
+    </w:p>
+    <w:p>
+      <w:r>
+        <w:t>Research source trail (starting point): https://tethys-engineering.pnnl.gov/publications/assessing-impacts-technology-improvements-deployment-marine-energy-europe-energy</w:t>
+      </w:r>
+    </w:p>
+    <w:p>
+      <w:r>
+        <w:t>Catalogue record: 358</w:t>
+      </w:r>
+    </w:p>
+    <w:p>
+      <w:pPr>
+        <w:pStyle w:val="Heading2"/>
+      </w:pPr>
+      <w:r>
+        <w:t>399 — Assessing the prospective resource base for enhanced geothermal systems in Europe (2014)</w:t>
+      </w:r>
+    </w:p>
+    <w:p>
+      <w:r>
+        <w:t>Earlier perspective.  Limberger et al., Geothermal Energy Science 2: 55–71 (GEOELEC project, Intelligent Energy Europe), read in full. The study builds a 3-D conductive temperature model of onshore Europe (10 km × 10 km × 250 m cells, down to 10 km depth). Over it, it runs a discounted-cash-flow model for 2020, 2030 and 2050 technology scenarios (Table 3, p. 61).   - Typical case: a hypothetical enhanced geothermal system (EGS) near the Rhine Graben, reservoir at 5,000 m and 200 °C (pp. 63–64). Its levelised cost of energy (LCOE) is EUR 215/MWh in 2020, EUR 127/MWh in 2030 and EUR 70/MWh in 2050.   - Scenario assumptions behind these costs:     - flow rate rises from 75 to 100 L/s;     - maximum depth goes from 7 to 10 km;     - wells: exponential well-cost models (ThermoGIS/WellCost Lite) in 2020–2030, replaced in 2050 by a linear EUR 1,500/m that assumes hydrothermal spallation drilling;     - stimulation costs EUR 10 M per well;     - pump coefficient of performance 30, 50, then 1,000 (self-flowing wells by 2050).</w:t>
+      </w:r>
+    </w:p>
+    <w:p>
+      <w:r>
+        <w:t>Developments since.    - No official series of European EGS LCOE exists. No agency publishes realised European EGS generation costs, so the cost path cannot be checked against official statistics. Direct European cost observations: could not verify. I could not reach the IEA Future of Geothermal Energy (2024; Cloudflare block) or the US DOE Liftoff report (proxy 502).   - Policy proxy, German EEG 2023 §45 (gesetze-im-internet.de, fetched Oct 2026):     - the statutory support value for geothermal electricity is 25.20 ct/kWh, i.e. EUR 252/MWh;     - it falls 0.5% a year from 2024, with faster cuts only once total capacity passes 120 MW.      This guaranteed level is above the paper's EUR 215/MWh "2020" EGS cost and about twice its 2030 value. That indicates deep geothermal power in Germany in the mid-2020s still needs about EUR 250/MWh. It is a support level, not a measured cost.   - Deployment (Eurostat `nrg_inf_epcrw`, RA200 "Geothermal", net maximum electrical capacity, MW, dataset updated 9 Oct 2026):</w:t>
+      </w:r>
+    </w:p>
+    <w:p>
+      <w:r>
+        <w:t>How these connect.  Medium confidence. The paper's numbers are explicitly conditional scenario outputs, so a missed 2020 milestone mainly shows its technology assumptions (flow rate, stimulation, drilling) were optimistic for Europe, not that the model failed. There is no direct European LCOE observation; the EEG tariff is a policy proxy, and the US cost data may not transfer to European geology. The scanner's group pick (Franken) was more useful than its "outcome" picks.</w:t>
+      </w:r>
+    </w:p>
+    <w:p>
+      <w:r>
+        <w:t>Research source trail (starting point): https://www.geoth-energ-sci.net/2/55/2014/gtes-2-55-2014.pdf</w:t>
+      </w:r>
+    </w:p>
+    <w:p>
+      <w:r>
+        <w:t>Catalogue record: 399</w:t>
+      </w:r>
+    </w:p>
+    <w:p>
+      <w:pPr>
+        <w:pStyle w:val="Heading2"/>
+      </w:pPr>
+      <w:r>
+        <w:t>303 — Three investment scenarios for future nuclear reactors in Europe (2017)</w:t>
+      </w:r>
+    </w:p>
+    <w:p>
+      <w:r>
+        <w:t>Earlier perspective. Original claim (Source; abstract only — full text could not be obtained): Shoai Tehrani &amp; Da Costa, Energy Studies Review 23(1), published 12 Sep 2017 (Crossref).   - Versions: the HAL deposit (hal-00997005, 19 pp., "submitted" version, 2015/2016) adds Danièle Attias as an author.   - Copies tried, all blocked (none was bypassed):     - publisher site and the McMaster digital-commons host (bot check, expired TLS certificate);     - HAL, including the legacy hal-cea PDF link (Anubis bot check);     - CiteSeerX (connection reset);     - CORE (metadata only).   - What the abstract says (HAL API, Semantic Scholar, CORE):</w:t>
+      </w:r>
+    </w:p>
+    <w:p>
+      <w:r>
+        <w:t>Developments since.  No official statistic tracks "Gen IV development". The best available are institutional status documents.   - ASTRID, France (World Nuclear Association (WNA) Nuclear Power in France, updated 1 Apr 2026): the 600 MWe sodium-cooled Gen IV prototype was cancelled in August 2019 after about EUR 735 million had been spent. The WNA Fast Neutron Reactors table (updated 31 Mar 2026) lists ASTRID as "Delayed, after 2050".   - Other European demonstrators (WNA Fast Neutron Reactors):     - MYRRHA (Belgium): Phase 1 accelerator groundbreaking June 2024, Phase 1 completion expected 2026, full reactor operation from about 2034.     - Allegro (gas-cooled): "From 2030".     - ALFRED (lead-cooled, Romania; about EUR 1.0 billion): construction was intended to begin in 2017, with operation possible in 2025; the page reports no construction start.     - CEA spin-offs: Hexana (sodium-cooled) raised EUR 25 million in January 2025 and entered preliminary regulatory review; Otrera targets a first demonstrator for 2032.   - European Gen IV community (ESNII Vision Paper, 2025 edition, SNETP, 14 Nov 2025):</w:t>
+      </w:r>
+    </w:p>
+    <w:p>
+      <w:r>
+        <w:t>How these connect.  Medium-low confidence on fidelity to the full paper (abstract only), medium confidence on the intermediate status of Gen IV (industry-body sources). The quick pass treated a cost brief as an "outcome" that "supports" the paper; the evidence supports only the narrower point that the market driver became more unfavourable.</w:t>
+      </w:r>
+    </w:p>
+    <w:p>
+      <w:r>
+        <w:t>Research source trail (starting point): https://api.crossref.org/works/10.15173/esr.v23i1.3312</w:t>
+      </w:r>
+    </w:p>
+    <w:p>
+      <w:r>
+        <w:t>Catalogue record: 303</w:t>
+      </w:r>
+    </w:p>
+    <w:p>
+      <w:pPr>
+        <w:pStyle w:val="Heading2"/>
+      </w:pPr>
+      <w:r>
+        <w:t>127 — Transmission and storage in European decarbonisation (2021)</w:t>
+      </w:r>
+    </w:p>
+    <w:p>
+      <w:r>
+        <w:t>Earlier perspective.    - Study: Golombek, Lind, Ringkjøb &amp; Seljom, Energy 239 (2022) 122159, online September 2021.   - Method: soft-links two models. LIBEMOD (a European energy equilibrium model) supplies electricity demand and fuel prices. Stochastic TIMES-Europe covers power and district heat in 29 countries (EU-28 minus Cyprus, plus Norway and Switzerland). Model years are 2020, 2030, 2040 and 2050, each with 48 time slices × 15 weather/demand scenarios.   - "Green" case (Table 2): the 2030 package (−40% GHG vs 1990, 32% renewables in final energy, 32.5% efficiency) plus a 95% cut in power-sector emissions by 2050.   - 2050 results (Table 3, Section 5.4): across the Green sensitivity cases, excluding the constrained-grid case, wind + solar is 65–70% of generation. The stochastic reference case gives 0.68. The deterministic case gives 0.73, the constrained-grid case 0.69, and the climate-neutral-by-2040 case 0.75.   - Battery storage in 2050 is 80–351 GWh; the reference case gives 198.5 GWh. The text quotes the same number as 198 GW of discharge capac</w:t>
+      </w:r>
+    </w:p>
+    <w:p>
+      <w:r>
+        <w:t>Developments since.    - Wind + solar share, 2025.     - Eurostat `nrg_cb_pem` (net generation, monthly; updated 23 Oct 2026), summed over 12 months (own calculation). In 2025, EU27 total generation was 2,666,786 GWh. Wind was 473,074 GWh (17.7%) and solar 346,819 GWh (13.0%), giving 30.7% combined. The 2024 figure was 29.1%. January–July 2026 gives 33.4%, but that is a partial year weighted toward sunny months.     - Ember, European Electricity Review 2026 (22 Jan 2026): wind 17%, solar 13%, wind + solar 30%, above fossil (29%) for the first time. Coal hit a record low of 9.2%; renewables were 48%.   - Trend since 2015. Eurostat `nrg_bal_peh` (gross production, annual; updated 2 Jun 2026), own calculation:     - Wind + solar (wind + PV + solar thermal) rose from 12.5% of 2,907,131 GWh in 2015 to 28.2% of 2,828,734 GWh in 2024, about 1.74 percentage points a year.     - In 2024, solid fossil fuels were 9.6% of gross production and natural gas 15.7%.   - Installed capacity. Eurostat `nrg_inf_epcrw` (updated 9 Oct 2026), EU27:</w:t>
+      </w:r>
+    </w:p>
+    <w:p>
+      <w:r>
+        <w:t>How these connect.    - The headline is a conditional least-cost result, not a prediction.   - Purely as an illustration (not a forecast): extending the 2015–2024 linear trend of about 1.74 percentage points a year would reach 65% around 2045 and 70% around 2048, so the 2050 range is plausible. The trend need not stay linear, though. Curtailment, grid lag and constraints on onshore wind acceptance could bend it.   - The system Europe actually reaches looks set to be more PV- and battery-heavy, and less onshore-wind-heavy, than the reference case. Schreyer et al. (2024, opened under Record 258) estimate that net-zero needs 60–110 GW/yr of PV and 40–60 GW/yr of wind over 2025–2050. The EU's 2024 additions (+61 GW PV, +15 GW wind) meet the PV range but fall well short on wind.   - The paper left out end-use electrification, which later net-zero work treats as central (Price et al. use 7,066 TWh of 2050 demand). That mainly changes absolute capacities, not shares.   - The regions differ: the model includes UK, NO and CH, the statistics are EU27, and ENTSO-E</w:t>
+      </w:r>
+    </w:p>
+    <w:p>
+      <w:r>
+        <w:t>Research source trail (starting point): https://bora.uib.no/bora-xmlui/handle/11250/2829614:</w:t>
+      </w:r>
+    </w:p>
+    <w:p>
+      <w:r>
+        <w:t>Catalogue record: 127</w:t>
+      </w:r>
+    </w:p>
+    <w:p>
+      <w:pPr>
+        <w:pStyle w:val="Heading2"/>
+      </w:pPr>
+      <w:r>
+        <w:t>86 — Energy transition scenarios for the EU Green Deal (2021)</w:t>
+      </w:r>
+    </w:p>
+    <w:p>
+      <w:r>
+        <w:t>Earlier perspective.    - Study: Hainsch, Löffler, Burandt, Auer, Crespo del Granado, Pisciella &amp; Zwickl-Bernhard, Energy 239 (2022) 122067, online September 2021 (openENTRANCE, Horizon 2020).   - What it does: reviews European decarbonisation scenarios. It defines four storylines in a three-way space (policy exertion × technological novelty × societal attitude) and quantifies them to 2050 with the GENeSYS-MOD energy-system model.     - Directed Transition, Societal Commitment and Techno-Friendly are 1.5°C-consistent.     - Gradual Development is the 2°C reference.   - Section 3.3 results: the three 1.5°C pathways reach nearly full decarbonisation by 2040, and Gradual Development by 2050. Wind and PV supply most electricity, and electricity-based technologies are the main option for heating and industry.   - Table 3 (openENTRANCE model region):</w:t>
+      </w:r>
+    </w:p>
+    <w:p>
+      <w:r>
+        <w:t>Developments since.    - Electrification. Eurostat `nrg_bal_c` (updated 27 Aug 2026), EU27 final consumption, energy use (own calculation): electricity was 23.1% in 2015 (2,449,356 of 10,599,601 GWh) and 23.4% in 2024 (2,394,009 of 10,209,704 GWh). Flat for a decade.   - Passenger cars.     - Eurostat `road_eqs_carpda` (stock; updated 20 Oct 2026), own calculation: battery-electric cars were 7,592,725 of 263,847,868 in 2025 (2.88%), up from 0.24% in 2019.     - Eurostat `road_eqr_carpda` (new registrations; updated 6 Oct 2026): battery-electric share of new cars rose from 1.9% (2019) to 17.3% (2025: 1,888,016 of 10,937,447).   - Power mix, 2025. Ember EER 2026: wind + solar 30%, fossil 29%, renewables 48%. Eurostat `nrg_cb_pem`: 30.7% (own calculation).   - Emissions. Eurostat `env_air_gge`, EU27 total GHG excluding LULUCF and memo items: 4,866.9 Mt in 1990 and 3,017.2 Mt in 2024 (−38%). Including LULUCF: 4,608.5 Mt and 2,786.2 Mt (−39.5%). Both own calculations.   - Targets.</w:t>
+      </w:r>
+    </w:p>
+    <w:p>
+      <w:r>
+        <w:t>How these connect.    - The conditional insight that rapid decarbonisation needs high electrification is still the consensus in later work: EEV2060 has 60–62% electricity in final energy by 2050, and Schreyer et al. (2024) have 42–60%.   - Real end-use electrification has stalled, so actual development so far resembles the early phase of no 1.5°C storyline.   - The paper's "at least half of passenger vehicles electric by 2030" was a stated need. With 2.9% of the stock in 2025, it will almost certainly not be met if it refers to the fleet. Even 50% of new sales by 2030 would mean roughly tripling the 2025 sales share in five years.   - Table 3's absolute figures are not comparable like-for-like with EU27 statistics. The openENTRANCE region is larger (the paper notes it includes, for example, Turkey), and the paper does not define "electrification volume". EEV2060's "recent" 16% electricity share also differs from Eurostat's 23%, which points to definitional differences.</w:t>
+      </w:r>
+    </w:p>
+    <w:p>
+      <w:r>
+        <w:t>Research source trail (starting point): https://depositonce.tu-berlin.de/items/cc924bea-a32a-421b-9f80-3cf3c03db597:</w:t>
+      </w:r>
+    </w:p>
+    <w:p>
+      <w:r>
+        <w:t>Catalogue record: 86</w:t>
+      </w:r>
+    </w:p>
+    <w:p>
+      <w:pPr>
+        <w:pStyle w:val="Heading2"/>
+      </w:pPr>
+      <w:r>
+        <w:t>58 — EU energy infrastructure needs for 1.5°C by 2050 (2022)</w:t>
+      </w:r>
+    </w:p>
+    <w:p>
+      <w:r>
+        <w:t>Earlier perspective.    - Study: Arduin, Andrey &amp; Bossmann (Artelys), F1000Research 11:387 (v1, 1 Apr 2022; two approving reviews; funded by the European Climate Foundation).   - Method: a joint electricity–hydrogen–methane optimisation of capacity expansion and hourly dispatch (Artelys Crystal Super Grid) for a single year, 2050. It covers EU27 plus NO, CH, UK and four Western Balkan countries at national resolution.   - Reference scenario, based on the Commission's 1.5TECH:     - About 4,000 TWh final electricity demand.     - 1,600 TWh hydrogen demand, 1,200 TWh methane and 825 TWh biomethane.     - About 1,000 GW PV, 750 GW onshore wind and 450 GW offshore; about 120 GW nuclear.     - A CO2 price of 350 €/t, and new interconnection capped at 20 GW per border.</w:t>
+      </w:r>
+    </w:p>
+    <w:p>
+      <w:r>
+        <w:t>Developments since.    - Official needs assessment. ENTSO-E, TYNDP 2024 Infrastructure Gaps Report (April 2025; ENTSO-E area):     - Cross-border capacity: 126 GW available in 2025 and 161 GW expected in 2030.     - Cost-optimal additions on top of the 2030 grid: +88 GW (2030), +108 GW (2040, including 20 GW offshore hybrid) and +224 GW (2050, including 44 GW hybrid offshore).     - Storage: 540 GW by 2050, which by ENTSO-E's definition combines battery capacity in the scenario with additional optimised storage.     - Only about 47 GW of projects are expected between 2030 and 2035, and about 78 GW after 2030 by 2040. That leaves a 28 GW gap against the 2040 need.     - Largest 2050 needs: France–Great Britain and Sweden–Finland.     - Caveat: ENTSO-E's 224 GW is measured against the 2030 grid, while Arduin's 220–280 GW is measured against the TYNDP 2018 grid for 2020. Arduin's needs therefore sit on a lower base. They are close in magnitude, but the baselines and regions differ.</w:t>
+      </w:r>
+    </w:p>
+    <w:p>
+      <w:r>
+        <w:t>How these connect.    - The robust qualitative findings still hold:     - large cross-border electricity expansion is needed in all scenarios (ENTSO-E 2024 agrees);     - hydrogen network needs are the most uncertain and depend on demand and where renewables are sited.   - The study was not designed to anticipate the delivery gap now visible: ENTSO-E's pipeline falls short of its own needs, and interconnectivity ratios fell in several key countries.   - The hydrogen quantities hinge on 1,600 TWh of hydrogen demand in 2050, which looks high next to later assessments (Schreyer et al. 2024: 1,000–2,600 TWh including synthetic fuels) and against today's stalled market. If demand ends up lower, the authors' own sensitivity implies about 60% less hydrogen infrastructure.   - "No new methane interconnectors needed" cannot be checked against outcomes yet, but it is consistent with the ETH report's assumptions.   - The study is ECF-funded work by Artelys staff, as the paper itself discloses.</w:t>
+      </w:r>
+    </w:p>
+    <w:p>
+      <w:r>
+        <w:t>Research source trail (starting point): https://www.ncbi.nlm.nih.gov/pmc/articles/PMC9065927/</w:t>
+      </w:r>
+    </w:p>
+    <w:p>
+      <w:r>
+        <w:t>Catalogue record: 58</w:t>
+      </w:r>
+    </w:p>
+    <w:p>
+      <w:pPr>
+        <w:pStyle w:val="Heading2"/>
+      </w:pPr>
+      <w:r>
+        <w:t>258 — Hydrogen and Power-to-Liquid in a low-carbon EU (2018)</w:t>
+      </w:r>
+    </w:p>
+    <w:p>
+      <w:r>
+        <w:t>Earlier perspective.    - Study: Blanco, Nijs, Ruf &amp; Faaij, Applied Energy 232 (2018) 617–639.   - Model: JRC-EU-TIMES (EU28 plus CH, NO and IS), focused on 2050, covering CO2 only.   - Scenario design: more than 50 scenarios varying 15 parameters, including:     - the CO2 target (80% or 95% below 1990);     - whether underground CO2 storage is available;     - biomass potential (7–25.5 EJ/yr);     - Power-to-Liquid and PEM electrolyser costs;</w:t>
+      </w:r>
+    </w:p>
+    <w:p>
+      <w:r>
+        <w:t>Developments since.    - Hydrogen demand.     - European Hydrogen Observatory: 8.24 Mt (2022), 7.96 Mt (2023) and 7.87 Mt (2024) in Europe.     - ECA SR 11/2024: EU consumption of fossil-based hydrogen was 8–10 Mt in 2020; 96% of hydrogen used in Europe in 2022 came from natural gas; hydrogen was under 2% of energy consumption.   - Clean production, 2024.     - Observatory: water electrolysis produced 42.81 kt and reforming with carbon capture 42.68 kt. Clean hydrogen met 36.32 kt of demand.     - 2024 dataset, own sum: 380.9 MWel of operational electrolysis (308.1 MWel in the EU).   - Targets versus reality. ECA SR 11/2024: the 2030 targets of 10 Mt domestic plus 10 Mt imported are unlikely to be met. Regulation-driven demand is 3.8–10.5 Mt, and 10 Mt may need up to 140 GW of electrolysers.</w:t>
+      </w:r>
+    </w:p>
+    <w:p>
+      <w:r>
+        <w:t>How these connect.    - The paper's structural insights hold up in later work (Schreyer et al. 2024; ECA):     - without large-scale CO2 storage, electrolysis and synthetic fuels carry the load;     - Power-to-Liquid is hard to avoid for aviation and long-distance transport;     - steel is a key hydrogen user.   - The large hydrogen volumes, especially for road transport, look much less likely now. Battery-electric vehicles have won the car market, and policy targets for 2030 are being missed.   - Real-world deployment is far behind any scenario's implied ramp-up. But the study's horizon is 2050, and the authors explicitly tied results to the CO2 target rather than to the calendar.   - Uncertainty: the Observatory's European scope differs from the paper's EU28+, and the electrolysis output is modelled (53 kWh/kg at 68% utilisation, per the Observatory's notes).</w:t>
+      </w:r>
+    </w:p>
+    <w:p>
+      <w:r>
+        <w:t>Research source trail (starting point): https://publikationen.bibliothek.kit.edu/1000086748:</w:t>
+      </w:r>
+    </w:p>
+    <w:p>
+      <w:r>
+        <w:t>Catalogue record: 258</w:t>
+      </w:r>
+    </w:p>
+    <w:p>
+      <w:pPr>
+        <w:pStyle w:val="Heading2"/>
+      </w:pPr>
+      <w:r>
+        <w:t>339 — Strategic directions of the Polish power sector under EU climate-energy policy (2016)</w:t>
+      </w:r>
+    </w:p>
+    <w:p>
+      <w:r>
+        <w:t>Earlier perspective.  Gawlik &amp; Mirowski, Humanities and Social Sciences XXI, 23(2/2016), pp. 49–62 (Mineral and Energy Economy Research Institute, Polish Academy of Sciences). A cost-minimising power-sector model (run on the PL-Grid infrastructure) is optimised to 2050 under five of "more than a dozen" scenarios taken from an earlier coal-demand study (Gawlik ed., 2013):   - COAL (reference): up to three 1.5 GW nuclear units (2025/2030/2035) if optimal; CCS commercial from 2030; gas prices follow world trends.   - GAS: lower gas prices (domestic or shale gas, diversification).   - NUCLEAR: one 1.5 GW unit every 5 years 2025–2050 if optimal.   - CCS: CCS available by 2025.   - NO-CCS: no CCS by 2050.      Common assumptions: demand rising to 204 TWh in 2050; CO2 allowance price rising to 210 PLN (2011 prices); an imposed renewable share of electricity of 23% (2020), 27% (2030) and 35% (2050).</w:t>
+      </w:r>
+    </w:p>
+    <w:p>
+      <w:r>
+        <w:t>Developments since.    - OWID energy dataset, Poland rows (Ember/EI-based), https://raw.githubusercontent.com/owid/energy-data/master/owid-energy-data.csv:     - 2013: generation 163.78 TWh; coal 84.1%, gas 3.2%, wind 3.7%, solar 0.0%, bioenergy 5.3%, renewables 10.4%.     - 2020: coal 68.3%, renewables 18.0%.     - 2025: generation 173.26 TWh; coal 50.4%, gas 14.3%, wind 14.2%, solar 11.3%, bioenergy 4.9%, renewables 31.5%, nuclear 0.0%; carbon intensity 588.6 gCO2/kWh.   - Eurostat SHARES, renewable share of electricity, Poland, table nrg_ind_ren, REN_ELC, updated 15 Sep 2026, https://ec.europa.eu/eurostat/api/dissemination/statistics/1.0/data/nrg_ind_ren?format=JSON&amp;lang=EN&amp;geo=PL&amp;geo=EU27_2020&amp;nrg_bal=REN_ELC&amp;nrg_bal=REN&amp;unit=PC: 16.2% (2020), 25.8% (2023), 30.4% (2024), 32.5% (2025).   - Forum Energii "2025_wrapped" (27 Jan 2026; December figures preliminary), https://www.forum-energii.eu/en/2025_wrapped:     - 2025 generation: hard coal 57.6 TWh, lignite 33.5, gas 24.4, onshore wind 23.8, PV 20.3.</w:t>
+      </w:r>
+    </w:p>
+    <w:p>
+      <w:r>
+        <w:t>How these connect.  The paper's binding renewable constraint was treated as a cost burden. In reality, renewables became the cheapest expansion option and outgrew the constraint. The paper's message that coal can be kept with CCS, otherwise gas plus nuclear, survives only in its second half: gas is growing and nuclear is planned. Uncertainty: OWID, Forum Energii and ARE differ by 1–3 points on the coal share. Capacity figures differ between ARE (PV 24.8 GW) and Forum Energii (PV 25.9 GW). Costs in PLN'2011 were not checked against outturn.</w:t>
+      </w:r>
+    </w:p>
+    <w:p>
+      <w:r>
+        <w:t>Research source trail (starting point): https://oficyna.prz.edu.pl/download/ULHFwMPAl_ZxYTTAMeQEgdJUUYGXxnR1lJQG1OBU9cTiQNXk0iGUY,XSDlUdJRwdNE4xURowFxsVWQdWHS1oAgMaATwDShkVHihHDUN1QANrDXE/hss-23-2016-02-pwp.pdf</w:t>
+      </w:r>
+    </w:p>
+    <w:p>
+      <w:r>
+        <w:t>Catalogue record: 339</w:t>
+      </w:r>
+    </w:p>
+    <w:p>
+      <w:pPr>
+        <w:pStyle w:val="Heading2"/>
+      </w:pPr>
+      <w:r>
+        <w:t>421 — Renewable scenarios for North Africa and electricity exchange with Europe to 2050 (2014)</w:t>
+      </w:r>
+    </w:p>
+    <w:p>
+      <w:r>
+        <w:t>Earlier perspective.  Boie, Pudlik, Ragwitz, Sensfuß (Fraunhofer ISI), Bohn, Agsten, Bretschneider, Westermann (Fraunhofer IOSB-AST), Int. J. Smart Grid and Clean Energy 3(3), July 2014, 299–306.   - Scope: Algeria, Egypt, Libya, Morocco and Tunisia to 2050. A GIS cost-potential assessment is combined with a top-down demand model and PowerACE linear cost-optimisation. AC grids are simulated in DIgSILENT PowerFactory.   - Scenarios:     - S1: CO2 −50% vs 1990 in both regions, high demand, no EU–North Africa interconnection.     - S2: EU −95%, North Africa −50%, high demand, no interconnection.     - S3: as S2, with interconnection.     - S4: as S3, with lower demand (efficiency).   - Demand: 1,070 TWh/a in 2050 (BAU) or 871 TWh/a (efficiency case, −17%).</w:t>
+      </w:r>
+    </w:p>
+    <w:p>
+      <w:r>
+        <w:t>Developments since.  OWID energy dataset (Ember/EI-based), https://raw.githubusercontent.com/owid/energy-data/master/owid-energy-data.csv, and https://ourworldindata.org/grapher/share-electricity-renewables.csv.   - Renewable share of electricity in 2024: Morocco 24.4%, Egypt 11.2%, Tunisia 4.4%, Algeria 1.07%, Libya 0.03%. In 2025: Morocco 24.0%, Egypt 13.0%, Tunisia 4.0% (no 2025 values for Algeria and Libya).   - Five-country totals, my scripted sums of OWID country rows, all five countries present for 2013 and 2024:     - 2013: generation 307.98 TWh, renewables 19.97 TWh (6.5%), wind 3.30 TWh, solar 0.05 TWh, demand 312.89 TWh.     - 2024: generation 432.11 TWh, renewables 38.91 TWh (9.0%), wind 13.62 TWh, solar 10.04 TWh, hydro 15.21 TWh, demand 433.32 TWh.     - 2024 wind (13.6 TWh) compares with 618–965 TWh in the 2050 scenarios; solar PV and CSP combined (about 10 TWh) with 183–534 TWh.     - Morocco, the leader, produced 7.09 TWh wind and 2.41 TWh solar in 2024, while coal was 61.7% of its generation.   - Net electricity imports (OWID `net_elec_imports`, Ember): Morocco +2.54 TWh (2024) and +3.73 TWh (2025); Tunisia +2.59 TWh (2024); Algeria −2.52 TWh; Egypt −1.40 TWh. Morocco's positive net imports indicate that flows across the Morocco–Spa</w:t>
+      </w:r>
+    </w:p>
+    <w:p>
+      <w:r>
+        <w:t>How these connect.  The paper's exogenous driver (demand growth) is broadly on track. The decisive endogenous outcome (cost-optimal renewable build-out under CO2 caps and interconnection) has not materialised. The 50% CO2 cut for North Africa was never adopted as policy, and the national targets are partial. The technical finding that massive AC reinforcement plus an MT-HVDC overlay would be needed is neither confirmed nor refuted; it has not been tested, because the generation and export build-out did not occur. The export idea survives mainly as hydrogen corridors (He et al.) and in models (Dalla Longa &amp; van der Zwaan), which find that Europe's net cost depends on how much renewable hydrogen it can make at home. Uncertainty:   - OWID's North African series rely on Ember and Energy Institute estimates; 2025 values are missing for Algeria and Libya.   - The Fig. 3 values are read by eye from a chart.   - Planned interconnectors (ELMED Tunisia–Italy, the 4.6 GW of links mentioned by Dalla Longa &amp; van der Zwaan) could change the trade picture before 2030;</w:t>
+      </w:r>
+    </w:p>
+    <w:p>
+      <w:r>
+        <w:t>Research source trail (starting point): http://www.ijsgce.com/uploadfile/2014/0522/20140522020236810.pdf</w:t>
+      </w:r>
+    </w:p>
+    <w:p>
+      <w:r>
+        <w:t>Catalogue record: 421</w:t>
+      </w:r>
+    </w:p>
+    <w:p>
+      <w:pPr>
+        <w:pStyle w:val="Heading2"/>
+      </w:pPr>
+      <w:r>
+        <w:t>191 — Low-carbon investment needs, China vs Europe, stringent climate scenarios (2019)</w:t>
+      </w:r>
+    </w:p>
+    <w:p>
+      <w:r>
+        <w:t>Earlier perspective.  Zhou, McCollum, Fricko, Gidden, Huppmann, Krey, Riahi (IIASA), Environ. Res. Lett. 14 (2019) 054017.   - Model: MESSAGEix-GLOBIOM (11 regions; Europe = Western plus Eastern Europe), SSP2, US$2015.   - Scenarios: CPol (policies as of 2015, the reference), NDC, 2C (about 1,000 GtCO2 for 2011–2100) and 1.5C (about 400 GtCO2).   - "Low-carbon investment" covers renewables, bioenergy, nuclear, CCS, efficiency and the low-carbon share of transmission, distribution and storage. It was 185 bn (China) and 145 bn (Europe) in 2016, i.e. 52% and 59% of total energy investment.   - Headline: average 2016–2050 low-carbon investment must be 65% (China) and 38% (Europe) above CPol under 2C, and 149% and 79% above under 1.5C.   - Total energy investment: CPol averages 358 bn (China) and 248 bn (Europe). 2C needs +23% for China; for Europe, Eastern Europe needs +21% and Western Europe +18%.   - Renewable power investment: China about 43 bn (CPol) to 83 bn (2C) and 131 bn (1.5C); Europe 27, 38 and 54 bn.   - Europe low-carbon investment under 2C and 1.</w:t>
+      </w:r>
+    </w:p>
+    <w:p>
+      <w:r>
+        <w:t>Developments since.    - IEA World Energy Investment 2024, PDF https://iea.blob.core.windows.net/assets/60fcd1dd-d112-469b-87de-20d39227df3d/WorldEnergyInvestment2024.pdf. Figures are in USD (2023, MER).     - Overview p. 9: the EU "spends USD 370 billion on clean energy today", and China is "set to spend almost USD 680 billion in 2024".     - Overview p. 8: global energy investment exceeds USD 3 trillion in 2024, USD 2 trillion of it clean.     - EU regional deep dive, chart p. 187 and text p. 188:       - EU clean energy investment is 20% of the global total.       - The ratio of clean to fossil-fuel investment is 10.9 in 2023.       - Renewable generation investment was almost USD 110 bn in 2023 and grids nearly USD 65 bn.</w:t>
+      </w:r>
+    </w:p>
+    <w:p>
+      <w:r>
+        <w:t>How these connect.  Comparability is the main limit:   - IEA "clean energy investment" includes end-use spending (EVs, efficiency, electrification), much of it consumer EV purchases. Zhou's "low-carbon investment" includes energy efficiency, but scaled from IEA's base-year efficiency figure, and the low-carbon share of T&amp;D. The categories overlap only partly.   - Zhou's "Europe" includes non-EU Western and Eastern Europe, while IEA's is EU27.   - MER and price bases differ, and my deflator conversion is approximate.   - Cost declines (solar and battery prices fell over 80% in 2014–2024 per WEO 2025, p. 92) mean more capacity per dollar, so dollar comparisons understate physical deployment.      Even allowing a factor of 1.5 for definitional differences, the observed levels exceed the 2C requirement to 2030. The study's caution that "those investments will not likely be realized without strong policy incentives" was borne out in the sense that policy (EU REPowerEU, China industrial policy) drove the surge.</w:t>
+      </w:r>
+    </w:p>
+    <w:p>
+      <w:r>
+        <w:t>Research source trail (starting point): https://iopscience.iop.org/article/10.1088/1748-9326/ab0dd8/pdf</w:t>
+      </w:r>
+    </w:p>
+    <w:p>
+      <w:r>
+        <w:t>Catalogue record: 191</w:t>
+      </w:r>
+    </w:p>
+    <w:p>
+      <w:pPr>
+        <w:pStyle w:val="Heading2"/>
+      </w:pPr>
+      <w:r>
+        <w:t>100 — Integrated assessment of bioenergy in EU energy-transition targets to 2050 (2021/2022)</w:t>
+      </w:r>
+    </w:p>
+    <w:p>
+      <w:r>
+        <w:t>Earlier perspective.  Mandley, Wicke, Junginger, van Vuuren, Daioglou, GCB Bioenergy 14(2), 2022, 157–172 (online Oct 2021).   - Model: IMAGE 3.2 (TIMER energy model calibrated to IEA data 1971–2018).   - Region: "Europe" combines IMAGE's West Europe and Central &amp; Eastern Europe, so it is not the EU27. It counts modern bioenergy only, excluding traditional fuelwood.   - Scenarios:     - Baseline: SSP2, no carbon price.     - Global &lt;2°C: carbon price from 2020 consistent with RCP2.6, global budget of about 1,000 GtCO2eq.     - No BECCS and No Bio: counterfactuals at the same carbon price.   - Results under &lt;2°C:</w:t>
+      </w:r>
+    </w:p>
+    <w:p>
+      <w:r>
+        <w:t>Developments since.  Eurostat complete energy balances nrg_bal_c, EU27_2020, siec = BIOE (bioenergy), TJ, updated 27 Aug 2026, https://ec.europa.eu/eurostat/api/dissemination/statistics/1.0/data/nrg_bal_c?format=JSON&amp;lang=EN&amp;geo=EU27_2020&amp;unit=TJ&amp;siec=BIOE&amp;siec=TOTAL&amp;nrg_bal=GIC&amp;nrg_bal=IMP&amp;nrg_bal=EXP&amp;nrg_bal=PPRD   - Gross inland consumption: 5.38 EJ (2015), 5.85 EJ (2020), 6.35 EJ (2021), 6.11 EJ (2022), 5.99 EJ (2023), 5.99 EJ (2024).   - Net imports, my scripted calculation: 2024 imports 1.13 EJ, exports 0.81 EJ, net 0.326 EJ (5.4% of consumption). 2023: net 0.351 EJ (5.9%). 2020: net 0.321 EJ (5.5%).   - Gross inland consumption of bioenergy rose 2.3% from 2020 to 2024.   - Bioenergy was 10.4% (2020) and 11.1% (2024) of total EU27 gross inland consumption (56.12 and 54.09 EJ). This includes all solid biofuels, including traditional household wood, so it is not directly comparable with Mandley's modern-only share of primary energy (27% in 2050).   - Mandley's own base: "current" EU bioenergy consumption is 5.7 EJ/yr (citing Eurostat 2021), and 96% of biomass used for energy is EU-sourced (Introduction). The Eurostat 2024 figures (5.99 EJ, about 5% net imports) are essentially unchanged from that base.   - Transport. Eurostat SHARES (nrg_ind_ren,</w:t>
+      </w:r>
+    </w:p>
+    <w:p>
+      <w:r>
+        <w:t>How these connect.  The decisive post-2030 elements (tripling of demand, 60% imports, 0.73 Gt/yr of BECCS) have no observable precursor yet. Global removal capacity is about 1 Mt/yr, about 1/730 of the projected European 2050 BECCS capture of 0.73 Gt/yr. That is consistent with the study's own timeline but leaves the 2050 figure as an untested extrapolation.      The definitional gap (IMAGE "Europe" and modern bioenergy versus Eurostat EU27 totals including traditional wood) limits comparisons of levels, not of trends.      Seo et al. raise a substantive challenge to the land-based part of bioenergy expansion. Their model excludes CCS and residues, so it addresses a different supply route from the one that dominates Mandley's mitigation (residue-fired BECCS in power). The two studies do not directly contradict each other, but Seo et al. reinforce Mandley's own caveat that sustainable supply may be lower than projected.      One near-term divergence: Mandley's pathway is tuned to the then-legislated EU −40% (2030) and −80% (2050) targets. The EU has sinc</w:t>
+      </w:r>
+    </w:p>
+    <w:p>
+      <w:r>
+        <w:t>Research source trail (starting point): https://dspace.library.uu.nl/server/api/core/bitstreams/c80eb836-0e7d-4d6b-8ace-8722911ae29e/content</w:t>
+      </w:r>
+    </w:p>
+    <w:p>
+      <w:r>
+        <w:t>Catalogue record: 100</w:t>
+      </w:r>
+    </w:p>
+    <w:p>
+      <w:pPr>
+        <w:pStyle w:val="Heading2"/>
+      </w:pPr>
+      <w:r>
+        <w:t>458 — EU strategic gas supply options and the Southern Corridor (2013)</w:t>
+      </w:r>
+    </w:p>
+    <w:p>
+      <w:r>
+        <w:t>Earlier perspective.  Fernandes &amp; Ermida, European Foreign Affairs Review 18(4), pp. 547–561. The African Union library record gives the volume, issue and pages; Kluwer's metadata lists the issue as "Special" and the date as 1 Dec 2013. The full text is paywalled: Kluwer's citation-PDF link returned only the HTML landing page, and OpenAlex marks the article closed, with no repository copy.   - What the abstract says (Kluwer `citation_abstract` metadata): it opens by asserting that the EU will significantly increase its gas consumption. It then states that "Current estimates predict the EU will need to import up to 80%" of the gas it consumes in 2030. It also notes concern about reliance on Russian gas, especially in Eastern Europe, and weighs shale gas, more LNG and supplier diversification. Its argument is that the EU's main priority seems to be the Southern Gas Corridor, with Turkey as a hub.   - What is being claimed: the share of EU gas consumption that is imported, for the EU (then EU‑28), in 2030. The number (up to 80%) is an upper bound. The abstra</w:t>
+      </w:r>
+    </w:p>
+    <w:p>
+      <w:r>
+        <w:t>Developments since.    - Gas import dependency. Eurostat `nrg_ind_id`, natural gas (G3000), EU27_2020, % (updated 16 Jul 2026):      | 2013 | 2016 | 2017 | 2018 | 2019 | 2020 | 2021 | 2022 | 2023 | 2024 |     |---|---|---|---|---|---|---|---|---|---|     | 68.3 | 75.7 | 80.2 | 83.2 | 89.7 | 83.6 | 83.6 | 97.6 | 90.0 | 85.0 |      Definition (Eurostat metadata `nrg_ind_id_esmsip2`): (imports − exports) / gross available energy. A rate above 100% indicates stock-building.</w:t>
+      </w:r>
+    </w:p>
+    <w:p>
+      <w:r>
+        <w:t>How these connect.  The 80% was a borrowed BAU estimate. As an upper bound it proved too low, for a reason the abstract did not anticipate: production decline, not demand growth. The study's thesis that the Southern Corridor was the EU's priority describes 2013 policy. In outcome terms the corridor stayed marginal next to Norway and US supply. Uncertainties:   - The EFAR full text is unread, so the authors may cite a different source or add caveats.   - EU‑27 vs EU‑28 scope.   - The 2025 value is my calculation from monthly data.   - Partner shares are affected by "not specified" flows.</w:t>
+      </w:r>
+    </w:p>
+    <w:p>
+      <w:r>
+        <w:t>Research source trail (starting point): https://kluwerlawonline.com/journalarticle/European+Foreign+Affairs+Review/18.4/EERR2013040:</w:t>
+      </w:r>
+    </w:p>
+    <w:p>
+      <w:r>
+        <w:t>Catalogue record: 458</w:t>
+      </w:r>
+    </w:p>
+    <w:p>
+      <w:pPr>
+        <w:pStyle w:val="Heading2"/>
+      </w:pPr>
+      <w:r>
+        <w:t>342 — Shaping the 'Energy Union' (2016)</w:t>
+      </w:r>
+    </w:p>
+    <w:p>
+      <w:r>
+        <w:t xml:space="preserve">Earlier perspective.  Szulecki, Fischer, Gullberg &amp; Sartor, Climate Policy 16(5), pp. 548–567 (Crossref); licence CC BY‑NC‑ND. I could not reach the full text. Taylor &amp; Francis returned a Cloudflare challenge (HTTP 403) to direct requests, and the domain is not on the WebFetch allowlist. OpenAlex and Unpaywall list only the publisher copy.   - What the abstract says (reconstructed from OpenAlex): the Energy Union is the most significant idea for reforming European energy governance, but so far it is largely an empty concept that each stakeholder fills with its own priorities. The article reviews three theories of European integration. It traces the Energy Union proposals of Tusk, Juncker and the Commission, and compares Germany, France, Poland and Norway on security, affordability and sustainability. It sketches two scenarios, one intergovernmentalist and one supranationalist. It stresses that the Energy Union's governance mechanism could reach far beyond what is expected and bring coherence to EU energy and climate policy.   - What is being claimed: the </w:t>
+      </w:r>
+    </w:p>
+    <w:p>
+      <w:r>
+        <w:t>Developments since.    - Adoption. Regulation (EU) 2018/1999 entered into force on 24 Dec 2018 (Commission Energy Union page).   - Commission evaluation (11 Sep 2024). The report on the functioning of the Regulation, as summarised in DG CLIMA news, found that it helped keep the EU on track for 2030 by making planning and reporting more coherent and integrated, and that NECPs improved strategic planning. It also found that the coverage and quality of plans still differ, and that coherence with other legislation could improve.   - Submission record. Final updated NECPs were due on 30 June 2024.     - On 28 May 2025 the Commission assessed 23 plans; Belgium, Estonia and Poland had not yet submitted, and Slovakia had submitted on 15 April 2025 (IP/25/1337).     - Estonia and Slovakia were assessed on 2 Oct 2025, and Belgium on 26 Jan 2026.     - Poland's final updated NECP is listed as "submitted in 2026" (Commission NECP page).   - Effect of the iterative review (QANDA/25/1338). Gaps against 2030 targets in the final plans:</w:t>
+      </w:r>
+    </w:p>
+    <w:p>
+      <w:r>
+        <w:t>How these connect.  This is mainly a framework paper. The scanner rightly found one relevant later review, but no single source can settle a qualitative scenario. The main uncertainty is that I read the abstract only, so I do not know the exact content of the two scenarios or the authors' specific expectations. The Commission's assessments are self-evaluations.</w:t>
+      </w:r>
+    </w:p>
+    <w:p>
+      <w:r>
+        <w:t>Research source trail (starting point): https://api.openalex.org/works/doi:10.1080/14693062.2015.1135100:</w:t>
+      </w:r>
+    </w:p>
+    <w:p>
+      <w:r>
+        <w:t>Catalogue record: 342</w:t>
+      </w:r>
+    </w:p>
+    <w:p>
+      <w:pPr>
+        <w:pStyle w:val="Heading2"/>
+      </w:pPr>
+      <w:r>
+        <w:t>n/a (not in catalogue; scanner lead 545) — EU CBAM and least developed countries (2022)</w:t>
+      </w:r>
+    </w:p>
+    <w:p>
+      <w:r>
+        <w:t>Earlier perspective. Original claim (Source; full text read, conference preprint): Perdana &amp; Vielle, Energy Policy 170 (2022) 113245.   - Versions: I read the GTAP Annual Conference version (AgEcon, preprint dated 21 Mar 2022) in full. The published version on Zenodo was blocked (HTTP 403 "unusual traffic"). The published abstract (OpenAlex) matches the preprint except that the preprint's "positive leakage" became plain carbon leakage.   - Model and baseline: GEMINI‑E3, a recursive-dynamic CGE model calibrated on GTAP 10 (2014 base year), with 11 regions and 11 sectors. The reference scenario is current policies to 2030, built from the CD‑Links database, extended to 2040; the EU 2030 targets are −43% ETS and −30% non-ETS vs 2005.   - Policy scenario: Fit for 55 plus climate neutrality in 2050–2060. The EU ETS price is US$132/t (2014 dollars) in 2040.   - Leakage without CBAM: 17% for CO2 and 12.1% for all greenhouse gases in 2040.   - Leakage with CBAM (energy-intensive industries and electricity, priced on direct emissions only): 12.6% (Table 3). The aut</w:t>
+      </w:r>
+    </w:p>
+    <w:p>
+      <w:r>
+        <w:t xml:space="preserve">Developments since.    - Implementation timeline. CBAM's definitive regime applies from 1 Jan 2026, covering cement, iron and steel, aluminium, fertilisers, electricity and hydrogen (DG TAXUD CBAM page). The financial adjustment phases in from 1 Jan 2026, mirroring the phase-out of ETS free allocation until 2034 (press release IP/25/3088, 17 Dec 2025). The first declarations and certificate surrenders are due 30 Sep 2027 (DG TAXUD news, 30 Sep 2026).   - Certificate prices for 2026: €75.36 (Q1), €75.28 (Q2), €82.32 (Q3) (DG TAXUD certificate price page).   - De minimis threshold. Regulation (EU) 2025/2083 simplified CBAM with a 50-tonne single mass-based threshold. For 1 Apr 2025 – 31 Mar 2026, that threshold exempts 0.87% of embedded emissions (DG TAXUD news).   - December 2025 package (IP/25/3088 and QANDA/25/3089). The Commission proposed extending CBAM from 1 Jan 2028 to 180 steel- and aluminium-intensive downstream products. These are about 15% of in-scope CBAM goods by volume and 53% by value. It also proposed anti-circumvention rules (misdeclared emission intensity, scrap) and a Temporary Decarbonisation Fund for remaining leakage risk in export markets.   - Commission on the evidence so far. The Q&amp;A states "very limited data on the impact of </w:t>
+      </w:r>
+    </w:p>
+    <w:p>
+      <w:r>
+        <w:t>How these connect.  The scanner treated a model result as a forecast; it is better seen as a conditional scenario contrast that real-world data are unlikely ever to settle. Newer models broadly agree that CBAM reduces modelled leakage. The size depends on the model (dynamic vs static), elasticities (Böhringer &amp; Rosendahl), base year, emissions scope and circumvention, which none of the models represents well. Uncertainties: I read the preprint rather than the version of record, so tables may differ slightly, though the abstract numbers match. I could not read the Commission's CBAM review report in full.</w:t>
+      </w:r>
+    </w:p>
+    <w:p>
+      <w:r>
+        <w:t>Research source trail (starting point): https://ageconsearch.umn.edu/record/333458/files/11024.pdf:</w:t>
+      </w:r>
+    </w:p>
+    <w:p>
+      <w:pPr>
+        <w:pStyle w:val="Heading2"/>
+      </w:pPr>
+      <w:r>
+        <w:t>55 — Towards a decarbonised building stock by 2050: zero-emission buildings (2022)</w:t>
+      </w:r>
+    </w:p>
+    <w:p>
+      <w:r>
+        <w:t>Earlier perspective.  Măduţa, Melica, D'Agostino &amp; Bertoldi (JRC), Energy Strategy Reviews 44 (2022) 101009. Gold open access, CC BY.   - I could not get the full text. ScienceDirect returned a Cloudflare error (403). The JRC repository (JRC130528) rejected the request. CORE withholds full text from public API users. OpenAlex's cached copy hit its daily rate limit (429), and the Elsevier API needs a key. Abstract from OpenAlex and CORE.   - What the abstract says: the EPBD revision proposal (the excerpt's sentence) lays out how Europe can reach a decarbonised building stock by 2050. Nearly zero-energy buildings (NZEBs) remain the current standard for new buildings, while zero-emission buildings (ZEBs) become the target from 2030.   - Its own contribution: a pragmatic ZEB definition, an approach to grouping energy uses and emissions, and steps to derive numerical benchmarks for operational energy. It also discusses links to other policies and market readiness.   - Its normative message: the ZEB concept "must be promptly transposed" to avoid the downturn se</w:t>
+      </w:r>
+    </w:p>
+    <w:p>
+      <w:r>
+        <w:t xml:space="preserve">Developments since.    - Adoption and ZEB dates. The recast EPBD (EU) 2024/1275 was published 8 May 2024 and entered into force 28 May 2024, with general transposition by 29 May 2026. Timeline: proposal Dec 2021, provisional agreement Dec 2023 (Commission EPBD page). It makes ZEB the standard for new buildings: from 1 Jan 2028 for buildings owned by public bodies and from 1 Jan 2030 for all new buildings (Commission ZEB fact page). This matches the abstract's 2030 date for all new buildings. I could not verify what date the 2021 proposal set for public buildings.   - Existing buildings. Non-residential MEPS must trigger renovation of the worst-performing 16% of buildings by 2030 and 26% by 2033. Residential stock: average primary energy −16% by 2030 and −20–22% by 2035. Fossil-boiler subsidies end from 1 Jan 2025. GWP disclosure from 2028 (&gt;1,000 m²) and 2030 (all new buildings) (Commission EPBD page).   - Transposition record.     - On 15 July 2026, letters of formal notice went to all 27 Member States for failing to fully transpose the recast by 29 May 2026 (INF/26/1380).     - Draft National Building Renovation Plans (NBRPs) were due 31 Dec 2025. Letters of formal notice went to 19 Member States in March 2026 (INF/26/431). On 1 Oct 2026, reasoned </w:t>
+      </w:r>
+    </w:p>
+    <w:p>
+      <w:r>
+        <w:t>How these connect.  The scanner's links are fair for a policy-adoption check. The more informative evidence is the transposition and infringement record, which matches the paper's warning about a repeat of the slow NZEB rollout. Uncertainties:   - I read only the abstract, so I cannot compare the paper's proposed ZEB benchmarks with the adopted definition, or say how the 2021 proposal differed from the final MEPS design.   - The emissions trend omits indirect emissions and weather effects.   - The renovation-rate figure is the Commission's round number.</w:t>
+      </w:r>
+    </w:p>
+    <w:p>
+      <w:r>
+        <w:t>Research source trail (starting point): https://api.openalex.org/works/doi:10.1016/j.esr.2022.101009:</w:t>
+      </w:r>
+    </w:p>
+    <w:p>
+      <w:r>
+        <w:t>Catalogue record: 55</w:t>
+      </w:r>
+    </w:p>
+    <w:p>
+      <w:pPr>
+        <w:pStyle w:val="Heading2"/>
+      </w:pPr>
+      <w:r>
+        <w:t>272 — Soil moisture–atmosphere feedbacks and central European TXx/precipitation projections (2018)</w:t>
+      </w:r>
+    </w:p>
+    <w:p>
+      <w:r>
+        <w:t>Research source trail (starting point): https://surfobs.climate.copernicus.eu/dataaccess/access_eobs.php</w:t>
+      </w:r>
+    </w:p>
+    <w:p>
+      <w:r>
+        <w:t>Catalogue record: 272</w:t>
+      </w:r>
+    </w:p>
+    <w:p>
+      <w:pPr>
+        <w:pStyle w:val="Heading2"/>
+      </w:pPr>
+      <w:r>
+        <w:t>338 — Record dry summer 2015 challenges central European precipitation projections (2016)</w:t>
+      </w:r>
+    </w:p>
+    <w:p>
+      <w:r>
+        <w:t>Research source trail (starting point): https://opendata.dwd.de/climate_environment/CDC/regional_averages_DE/seasonal/precipitation/regional_averages_rr_summer.txt,</w:t>
+      </w:r>
+    </w:p>
+    <w:p>
+      <w:r>
+        <w:t>Catalogue record: 338</w:t>
+      </w:r>
+    </w:p>
+    <w:p>
+      <w:pPr>
+        <w:pStyle w:val="Heading2"/>
+      </w:pPr>
+      <w:r>
+        <w:t>145 — Diverging hydrological drought traits over Europe with global warming (2020)</w:t>
+      </w:r>
+    </w:p>
+    <w:p>
+      <w:r>
+        <w:t>Research source trail (starting point): https://climate.copernicus.eu/esotc/2024/river-flow;</w:t>
+      </w:r>
+    </w:p>
+    <w:p>
+      <w:r>
+        <w:t>Catalogue record: 145</w:t>
+      </w:r>
+    </w:p>
+    <w:p>
+      <w:pPr>
+        <w:pStyle w:val="Heading2"/>
+      </w:pPr>
+      <w:r>
+        <w:t>298 — Projections of future precipitation extremes over Europe, EURO-CORDEX multimodel assessment (2017)</w:t>
+      </w:r>
+    </w:p>
+    <w:p>
+      <w:r>
+        <w:t>Research source trail (starting point): https://www.eea.europa.eu/ds_resolveuid/IND-92-en,</w:t>
+      </w:r>
+    </w:p>
+    <w:p>
+      <w:r>
+        <w:t>Catalogue record: 298</w:t>
+      </w:r>
+    </w:p>
+    <w:p>
+      <w:pPr>
+        <w:pStyle w:val="Heading2"/>
+      </w:pPr>
+      <w:r>
+        <w:t>363 — Water flows in four European lagoon catchments under future climate scenarios (2015)</w:t>
+      </w:r>
+    </w:p>
+    <w:p>
+      <w:r>
+        <w:t>Research source trail (starting point): https://crudata.uea.ac.uk/cru/data/hrg/cru_ts_4.10/cruts.2604091129.v4.10/pre/.</w:t>
+      </w:r>
+    </w:p>
+    <w:p>
+      <w:r>
+        <w:t>Catalogue record: 363</w:t>
+      </w:r>
+    </w:p>
+    <w:p>
+      <w:pPr>
+        <w:pStyle w:val="Heading2"/>
+      </w:pPr>
+      <w:r>
+        <w:t>400 — Climate change signal for Aachen, Germany: temperature and precipitation (2014)</w:t>
+      </w:r>
+    </w:p>
+    <w:p>
+      <w:r>
+        <w:t>Research source trail (starting point): https://opendata.dwd.de/climate_environment/CDC/regional_averages_DE/;</w:t>
+      </w:r>
+    </w:p>
+    <w:p>
+      <w:r>
+        <w:t>Catalogue record: 400</w:t>
+      </w:r>
+    </w:p>
+    <w:p>
+      <w:pPr>
+        <w:pStyle w:val="Heading2"/>
+      </w:pPr>
+      <w:r>
+        <w:t>444 — European atmosphere in 2050 (Colette et al., ACP, 2013)</w:t>
+      </w:r>
+    </w:p>
+    <w:p>
+      <w:r>
+        <w:t>Earlier perspective.  This is a single-chain modelling study, not an ensemble. Models: IPSL-CM5A-MR global climate, downscaled by WRF at 50 km; LMDz-OR-INCA global chemistry for boundary conditions; CHIMERE regional chemistry-transport at 0.5°. Two coupled scenarios: a reference (RCP8.5 climate plus GEA "CLE1" air-pollutant emissions with current legislation and no climate policy) and a mitigation (RCP2.6 plus GEA "CLE2", the 2 °C pathway). Both include identical current air-quality legislation. Time slices: present day is 1995–2004 climate with 2005 emissions (plus an ERA-Interim hindcast for 1998–2007); future is 2045–2054 climate with 2050 emissions. Table 1 gives anthropogenic emissions for the domain 15°W–40°E, 30–65°N in Gg/yr, 2005 → 2050:   - NOx: 21,180 → 9,849 (CLE1) / 4,195 (CLE2), i.e. −54% / −80%   - NMVOC: 18,882 → 13,003 / 6,115, i.e. −31% / −68%   - SO2: 19,872 → 4,929 / 1,689, i.e. −75% / −92%   - NH3: 7,446 → 9,978 / 9,918, i.e. +34% / +33%   - BC: 780 → 254 / 89    The percentages are my calculations from the table. The paper's text giv</w:t>
+      </w:r>
+    </w:p>
+    <w:p>
+      <w:r>
+        <w:t>Developments since.    - Eurostat `env_air_emis`, EU27_2020, national total (NFR_TOT_NAT), tonnes, 2005 → 2024. Retrieved via https://ec.europa.eu/eurostat/api/dissemination/statistics/1.0/data/env_air_emis (dataset updated 2026-09-07). Percentages are my calculations.     - NOx: 10,764,260 → 4,940,100 (−54.1%)     - NMVOC: 9,466,500 → 5,978,370 (−36.8%)     - SOx: 7,079,730 → 1,026,170 (−85.5%)     - NH3: 4,123,950 → 3,380,500 (−18.0%)     - PM2.5: 1,877,310 → 1,080,260 (−42.5%)   - The EEA indicator "Emissions of the main air pollutants" (published 23 Sep 2025) independently gives EU27 changes for 2005–2023: SOx −84%, NOx −53%, PM2.5 −38%, NMVOC −35%, NH3 −17%. https://www.eea.europa.eu/en/analysis/indicators/emissions-of-the-main-air/</w:t>
+      </w:r>
+    </w:p>
+    <w:p>
+      <w:r>
+        <w:t>How these connect.  The study's lasting contributions are qualitative, and later modelling broadly supports them:   - Emissions, not climate, drive European air quality by mid-century.   - The ozone climate penalty exists but current legislation can offset it.   - Changes in hemispheric background ozone are a first-order factor.   - The PM2.5 climate effect is uncertain.    The Im et al. 2022 review (opened for Record 468) reports that every study it reviewed found emission changes outweighing climate effects. That is corroboration from further modelling, not an observed outcome.</w:t>
+      </w:r>
+    </w:p>
+    <w:p>
+      <w:r>
+        <w:t>Research source trail (starting point): https://ec.europa.eu/eurostat/api/dissemination/statistics/1.0/data/env_air_emis</w:t>
+      </w:r>
+    </w:p>
+    <w:p>
+      <w:r>
+        <w:t>Catalogue record: 444</w:t>
+      </w:r>
+    </w:p>
+    <w:p>
+      <w:pPr>
+        <w:pStyle w:val="Heading2"/>
+      </w:pPr>
+      <w:r>
+        <w:t>468 — Future air quality in Europe: projected exposure to ozone (Colette et al., ACP, 2012)</w:t>
+      </w:r>
+    </w:p>
+    <w:p>
+      <w:r>
+        <w:t>Earlier perspective.  A five- or six-model ensemble of chemistry-transport models: BOLCHEM, CHIMERE, EMEP MSC-W, EURAD and OsloCTM2, plus MOZART-4, which was dropped from the exposure metrics. Two GEA scenarios for 2030, both carrying "all current and planned air quality legislation until 2030":   - Reference: no climate or energy-access policy; energy intensity falls 1.5%/yr.   - Sustainable climate policy: a 2 °C target and energy intensity falling 2.6%/yr.    Design: the control is 2005 GEA emissions with ten years of 1998–2007 meteorology. Meteorology and regional boundary conditions are held at present-day values, so there is no climate change and the natural background is unchanged; the authors flag this. EU27 emissions (Table 1, labelled kt/yr but evidently Mt/yr), GEA 2005 → 2030:   - NOx: 13.1 → 6.5 (reference) / 4.0 (sustainable), i.e. −50% / −69%   - NMVOC: 9.6 → 5.0 / 3.5</w:t>
+      </w:r>
+    </w:p>
+    <w:p>
+      <w:r>
+        <w:t>Developments since.    - EU27 NOx (Eurostat `env_air_emis`, NFR_TOT_NAT, tonnes): 10,764,260 in 2005, 5,643,180 in 2020, 5,092,690 in 2023 and 4,940,100 in 2024. That is 45.9% of 2005 in 2024, already inside the abstract's projected band of "30–50% of current levels" for 2030 (my calculation).   - EU27 NMVOC: 9,466,500 (2005) → 5,978,370 (2024), which is 63.2% of 2005. That is behind both scenarios' 2030 values (52% reference, 36% sustainable).   - Same API as above: https://ec.europa.eu/eurostat/api/dissemination/statistics/1.0/data/env_air_emis   - Ozone target value (the paper's metric is the share of stations above 25 days at 120 µg/m³):     - EEA Air quality status 2026, ozone chapter: 16.9% of reporting stations averaged over 2022–2024; single years 15.6% (2024) and 22.4% (2025, preliminary).     - ETC HE 2026/2, Ch. 4: 16% (284 of about 1,976 stations) on the 2023–2025 average; 22% of stations in the single year 2025.     - Links: https://www.eea.europa.eu/en/analysis/publications/air-quality-status-report-2026/ozone-o3 and the ETC HE PDF listed under Record 444.</w:t>
+      </w:r>
+    </w:p>
+    <w:p>
+      <w:r>
+        <w:t>How these connect.  A straight-line path from 43% (2005) to 8% (2030, reference) would sit at about 18% around 2023, against an observed 16.9% for 2022–2024. A path to the sustainable endpoint of 2% would sit at about 13.5%. This is my illustrative calculation, not the paper's. So the exceedance share is roughly on track for the reference endpoint, even though NOx emissions have already overshot the reference 2030 value. That points to a weaker ozone response per tonne of NOx cut than the ensemble assumed. It fits the Aas 2024 hindcast finding, the lagging NMVOC cuts, and the factors the projection deliberately left out (warming summers and hemispheric background).    Reaching 2–8% by 2030 would need the share to roughly halve again within about five years. That is possible but uncertain, and it depends on weather. Like-for-like comparison is also limited by changes in station networks (about 1,700 stations in the paper versus about 1,976 in 2025) and by the paper's control being a model run corrected to 1998–2007 observations.</w:t>
+      </w:r>
+    </w:p>
+    <w:p>
+      <w:r>
+        <w:t>Research source trail (starting point): https://ec.europa.eu/eurostat/api/dissemination/statistics/1.0/data/env_air_emis</w:t>
+      </w:r>
+    </w:p>
+    <w:p>
+      <w:r>
+        <w:t>Catalogue record: 468</w:t>
+      </w:r>
+    </w:p>
+    <w:p>
+      <w:pPr>
+        <w:pStyle w:val="Heading2"/>
+      </w:pPr>
+      <w:r>
+        <w:t>181 — Decarbonisation scenarios, air quality and health in Poland to 2050 (Zyśk et al., Atmosphere, 2020)</w:t>
+      </w:r>
+    </w:p>
+    <w:p>
+      <w:r>
+        <w:t>Earlier perspective. Original claim (Source; full text read via the MDPI article HTML; PDF download refused with 403): Authors from AGH Kraków. Three REFLEX scenarios: Mod-RES (policies decided as of 2015) and High-RES in centralised and decentralised variants (2 °C). The modelling chain is the REFLEX energy model system, then sectoral emissions on a 50 km grid, then the Polyphemus/Polair3D model (Europe at 1°, Poland at 0.25°, 2008 meteorology), then πESA with ExternE-type exposure-response functions. Only the power, household/tertiary and road-transport sectors change. All other sectors, neighbouring countries and natural sources are held at 2015 levels.    PM2.5 emission cuts in 2050 relative to 2005 (Table 1):   - Household/tertiary: 95–97%   - Power: 66–98%   - Road transport: 52%    Results for 2050 relative to the 2015 base:</w:t>
+      </w:r>
+    </w:p>
+    <w:p>
+      <w:r>
+        <w:t>Developments since.  All series are Eurostat API, Poland; percentages are my calculations.   - `env_air_emis`, tonnes:     - Total PM2.5: 322,970 (2005), 296,590 (2015), 214,050 (2024); −27.8% from 2015 to 2024.     - Residential stationary (NFR1A4B1): 210,710 (2005), 202,540 (2015), 230,640 (2020), 163,190 (2024). That is −22.6% from 2005 to 2024, against 95–97% assumed for 2050, and still 76% of the 2024 total.     - Public electricity and heat (NFR1A1A) PM2.5: 9,240 (2005) → 1,790 (2024), i.e. −80.6%, already inside the 66–98% range assumed for 2050.     - Total NOx: 835,710 → 476,830 (−42.9%). SOx: 1,107,770 → 245,610 (−77.8%).   - `nrg_d_hhq`, household energy use, TJ:     - Solid fossil fuels: 260,053 (2015), 257,673 (2018), 151,426 (2024), i.e. −41% from 2018. The share of household energy fell from 31.4% to 18.4%.</w:t>
+      </w:r>
+    </w:p>
+    <w:p>
+      <w:r>
+        <w:t>How these connect.  The study's qualitative finding is supported:   - Replacing household coal and old boilers is where Poland's air-quality and health gains lie.   - Decarbonising power adds little PM2.5 benefit because large plants are already controlled.    The 2024 inventory backs this (residential sources 76% of PM2.5 emissions, power 0.8%), as does the CATALYSE update (residential combustion delivers 87–89% of Poland's projected PM2.5 cut between 2030 and 2035).    The headline numbers carry less than the excerpt suggests:   - One scenario only. They are for High-RES centralised; the scenarios differ by about 2 percentage points.</w:t>
+      </w:r>
+    </w:p>
+    <w:p>
+      <w:r>
+        <w:t>Research source trail (starting point): https://powietrze.gios.gov.pl/pjp/content/exposure_dust_pm</w:t>
+      </w:r>
+    </w:p>
+    <w:p>
+      <w:r>
+        <w:t>Catalogue record: 181</w:t>
+      </w:r>
+    </w:p>
+    <w:p>
+      <w:pPr>
+        <w:pStyle w:val="Heading2"/>
+      </w:pPr>
+      <w:r>
+        <w:t>260 — UK climate-pathway options and PM2.5 / public health (2018)</w:t>
+      </w:r>
+    </w:p>
+    <w:p>
+      <w:r>
+        <w:t>Earlier perspective.  Williams et al., Public Health Research 6(7), 2018 (NIHR full report, 8,691 lines of text read: abstract, Ch. 2, 3, 6, 10). The UKTM energy-system model produced scenarios for the UK; emissions were turned into CMAQ air-quality runs for Great Britain (not the whole UK) for 2011, 2035 and 2050. Scenarios: Baseline (no climate action beyond what was already agreed; reaches only a 39% CO2e cut by 2050; nuclear phased out); LGHG and NRPO (both meet the then-current 80%-by-2050 Climate Change Act target and the carbon budgets through the Fourth; NRPO caps nuclear at current capacity); a Reference scenario (£30/t carbon price) was not modelled for air quality; and a "2011" case holding 2011 concentrations constant (Table 1 p.10; pp.9–11, 19). Key numbers:   - GB ward-averaged annual PM2.5 (10 km/2 km runs, Table 10 p.40): 2011 9.54 µg/m³; 2035 Baseline 4.85; 2035 NRPO/LGHG 7.43; 2050 Baseline 5.87; 2050 NRPO 5.43; 2050 LGHG 5.26. London: 2011 13.26; 2035 NRPO/LGHG 13.06; 2050 NRPO 8.78; LGHG 8.61; Baseline 8.45.   - Derived changes from 20</w:t>
+      </w:r>
+    </w:p>
+    <w:p>
+      <w:r>
+        <w:t>Developments since.    - UK PM2.5 concentrations: Defra accredited statistics, updated 30 Jun 2026, dataset `fig06_pm25_annual.csv`. Urban-background annual mean PM2.5: 2009 12.39; 2011 13.70; 2019 9.88; 2020 7.88; 2023 7.23; 2024 7.15; 2025 8.00 µg/m³. Roadside: 2011 15.96; 2024 7.54; 2025 8.55 µg/m³. Derived: urban background −42% (2011→2025), −48% (2011→2024), −35% (2009→2025). Defra notes 2009–2011 was a rising period and a plateau in 2015–2019. (https://www.gov.uk/government/statistics/air-quality-statistics/concentrations-of-particulate-matter-pm10-and-pm25 ; https://assets.publishing.service.gov.uk/media/6a3b9738eaee00074150f300/fig06_pm25_annual.csv)   - England PM2.5 Population Exposure Indicator (3-year mean, urban/suburban background), read via the page summary tool: 2018 10.09 → 2025 7.51 µg/m³ (−26%). In 2025, 3 stations were above 10 µg/m³. (https://www.gov.uk/government/statistics/air-quality-statistics/pm25-targets-pert-and-amct)   - UK PM2.5 emissions: Defra "Emissions of air pollutants in the UK – PM", updated 12 Feb 2026, `tables_for_emissions_by_source_1990_to_2024.ods`, Table 2a (kt). National total 76.15 (2011) → 65.26 (2019) → 52.98 (2024) (derived −30%). Domestic wood as fuel 3.78 (2011) → 7.58 (2019) → 6.35 (2024), derived +6</w:t>
+      </w:r>
+    </w:p>
+    <w:p>
+      <w:r>
+        <w:t>How these connect.  The study's lasting point is that decarbonisation relying on residential wood can slow PM2.5 progress. That is borne out qualitatively, but the real-world effect so far has been an offset within a strong overall decline, not a reversal. The large biomass expansion that did happen went mostly into power stations (tall stacks, abatement), not homes. Uncertainties:   - Modelled GB ward averages are not the same as monitored urban-background means.   - The report's 2011 inventory (KCL-improved, with domestic wood and cooking added) differs strongly from today's NAEI (residential wood PM2.5 of 22.6 vs 3.78 for 2011), so only relative changes can be compared.   - Emission inventories and DUKES may use different activity data for domestic wood.   - 2011 was a high-PM year, which flatters declines measured from 2011.</w:t>
+      </w:r>
+    </w:p>
+    <w:p>
+      <w:r>
+        <w:t>Research source trail (starting point): https://www.gov.uk/government/statistics/air-quality-statistics/concentrations-of-particulate-matter-pm10-and-pm25</w:t>
+      </w:r>
+    </w:p>
+    <w:p>
+      <w:r>
+        <w:t>Catalogue record: 260</w:t>
+      </w:r>
+    </w:p>
+    <w:p>
+      <w:pPr>
+        <w:pStyle w:val="Heading2"/>
+      </w:pPr>
+      <w:r>
+        <w:t>378 — Street-level PM10 across Europe: source apportionment and possible futures (2015)</w:t>
+      </w:r>
+    </w:p>
+    <w:p>
+      <w:r>
+        <w:t>Earlier perspective.  Kiesewetter et al., ACP 15:1539–1553 (2015).   - Method: a GAINS station-level downscaling scheme for PM10 at ~1,850–1,870 AirBase stations (including &gt;300 traffic stations and 80% of the stations exceeding limits in 2009). Base year 2009. The daily limit (50 µg/m³ on no more than 35 days) is represented by an equivalent annual mean of 30 µg/m³ (±5 µg/m³ uncertainty band), with natural dust and sea salt subtracted.   - Scenarios for 2030: CLE (current legislation, the TSAP-revision baseline on PRIMES-2013 energy) and MTFR (maximum technically feasible reductions, described as hypothetical).   - Results (Sect. 5.2, Fig. 10–11, Conclusions): in 2009 about 320 stations (17%) were above 30 µg/m³. Under CLE, concentrations fall, but slowly after 2020, and about 80 stations (4.2%) of the 2009-operative set stay above 30 µg/m³ in 2030; more than 10% stay above the 25 µg/m³ "safe compliance" level. Under MTFR, 0.3% stay above 30 and 99% fall below 25.   - Hot spots expected under CLE: several large cities (traffic, with unregulated non-exhau</w:t>
+      </w:r>
+    </w:p>
+    <w:p>
+      <w:r>
+        <w:t>Developments since.    - EEA, Air quality status in Europe 2026, PM10 section (published 30 Apr 2026):     - In 2024, 12.5% of reporting stations were above the current daily limit, in 12 Member States (BG, HR, CY, FR, EL, IT, MT, PL, RO, SK, ES, SE) and 6 other countries; 87% urban, 10.3% suburban.     - In 2025 (preliminary), 4.8%, in 12 Member States (BG, HR, CZ, EL, HU, IT, MT, PL, RO, SK, ES, SE) and 3 others. DK, AL, XK, LI, ME, RS and TR had not submitted 2025 data.     - 4% of stations were above the 40 µg/m³ annual limit in 2024.     - Against the stricter 2030 standards: 70.3% of stations were below the new daily limit and 62.7% below the new 20 µg/m³ annual limit.     - EEA locates the exceedances in the Po Valley and in eastern Europe (solid-fuel heating). Natural sources are not subtracted.     - (https://www.eea.europa.eu/en/analysis/publications/air-quality-status-report-2026/particulate-matter-pm10 ; overview https://www.eea.europa.eu/en/analysis/publications/air-quality-status-report-2026)</w:t>
+      </w:r>
+    </w:p>
+    <w:p>
+      <w:r>
+        <w:t>How these connect.  Qualitatively a good projection: it got the geography and the slow tail right. The quantitative comparison is shaky:   - EEA counts daily-limit exceedances at the stations currently reporting, without subtracting natural dust.   - The paper used an annual-mean equivalent at the 2009-operative stations, with natural sources removed.   - Saharan-dust years and changing station networks move the EEA share by several points between years.</w:t>
+      </w:r>
+    </w:p>
+    <w:p>
+      <w:r>
+        <w:t>Research source trail (starting point): https://www.eea.europa.eu/en/analysis/publications/air-quality-status-report-2026/particulate-matter-pm10</w:t>
+      </w:r>
+    </w:p>
+    <w:p>
+      <w:r>
+        <w:t>Catalogue record: 378</w:t>
+      </w:r>
+    </w:p>
+    <w:p>
+      <w:pPr>
+        <w:pStyle w:val="Heading2"/>
+      </w:pPr>
+      <w:r>
+        <w:t>466 — Forecasted vegetation change in European Russia under global warming (2012)</w:t>
+      </w:r>
+    </w:p>
+    <w:p>
+      <w:r>
+        <w:t xml:space="preserve">Earlier perspective.  Malkhazova, Rumyantsev, Soldatov, Leonova &amp; Kislov, Geography, Environment, Sustainability 5(4):4–16 (2012).   - Method: static regressions on a 2°×2° grid. Vegetation sub-zone number (16 sub-zones, arctic tundra to southern desert) is regressed on the annual sum of temperatures &gt;10 °C (r = 0.97; Zon_ID = 1 + 0.0034·Sum_T). Average annual timber growth (m³/ha, State Forest Fund accounting 1961–1988/90; 36 regions, 23 forest regions) is regressed on Sum_T (r = 0.92; GT = −2.007 + 0.0026·Sum_T).   - Inputs: baseline climate 1961–1989 (NCEP/NCAR reanalysis); 2046–2065 climate from CMIP3 models under the A2 scenario.   - Results: sub-zone boundaries shift potentially northward over almost all of European Russia; on the Kola Peninsula some places would get southern-taiga or mixed-forest thermal conditions; negative shifts appear mainly in NW Kazakhstan and the southern Urals.   - Timber growth (Table 3, m³/ha): rises in every forest region, e.g. Murmansk 0.38 → 1.91, Arkhangelsk 1.03 → 2.51, Moscow 3.73 → 4.96. The largest gains are Perm </w:t>
+      </w:r>
+    </w:p>
+    <w:p>
+      <w:r>
+        <w:t>Developments since.  no official dataset measures the paper's variables (sub-zone boundaries in equilibrium; State Forest Fund timber growth by region) for 2046–2065. The intermediate evidence is of three kinds.   1. The driver (growing-season heat) is rising. Roshydromet, Report on climate features in the Russian Federation for 2022 (published 2023), Table 8.4, linear trends 1976–2022:      - sum of temperatures &gt;10 °C: +98 °C/decade in the Northwest FD, +112 Central, +88 Volga, +151 South, +61 Urals;      - the text gives ~90–170 °C/decade for European Russia overall, versus 50–60 in Asian Russia;      - Table 1.2: mean annual temperature in European Russia +0.53 °C/decade (1976–2022), summer +0.52.      - For comparison (my derivation, not in the paper): the timber shifts in Table 3 (+0.88 to +1.66 m³/ha) imply via equation (3) a rise in Sum_T of ~340–640 °C between 1961–1989 and 2046–2065, i.e. ~40–80 °C/decade. The observed rates are at or above that pace.      - Moisture caveat: the same table shows summer precipitation falling (−10 to −11 mm/decade in the Central and Volga FDs) and drying indices rising across the farming zone. That cuts against the paper's assumption that moisture would stay "close to modern".      - (https://www.profiz.ru/up</w:t>
+      </w:r>
+    </w:p>
+    <w:p>
+      <w:r>
+        <w:t>How these connect.  The thermal-potential part of the forecast looks robust; the realised-vegetation part was never claimed, and the evidence so far confirms its slow, local character. The productivity numbers are the weakest element, since a single-predictor regression (Sum_T only) cannot represent moisture stress, pests or management.   - Russian forest statistics changed system (FIP → NFI), so regional mean annual increment comparable to the 1961–1990 SAFF figures is not available in anything I opened.   - The Roshydromet trends cover farming-zone stations; the northern forest regions may differ.   - Treeline studies are site-specific.</w:t>
+      </w:r>
+    </w:p>
+    <w:p>
+      <w:r>
+        <w:t>Research source trail (starting point): https://www.profiz.ru/upl/Doklad_o_klimate_RF_2022.pdf</w:t>
+      </w:r>
+    </w:p>
+    <w:p>
+      <w:r>
+        <w:t>Catalogue record: 466</w:t>
+      </w:r>
+    </w:p>
+    <w:p>
+      <w:pPr>
+        <w:pStyle w:val="Heading2"/>
+      </w:pPr>
+      <w:r>
+        <w:t>487 — Climate, competition and connectivity affect future migration and ranges of European trees (2011)</w:t>
+      </w:r>
+    </w:p>
+    <w:p>
+      <w:r>
+        <w:t>Earlier perspective.  Meier, Lischke, Schmatz &amp; Zimmermann, Global Ecology and Biogeography 21(2):164–178 (online 5 May 2011).   - Full text was not reachable: the Wiley pages returned 403 (Cloudflare); the green-OA Zenodo copy was deleted after a third-party take-down request; the WSL DORA PDF datastream returned 403. The full structured abstract was read via the Crossref API.   - Method: abundance-based SDMs for 14 tree species from 5,768 ICP Forests Level-1 plots plus climate, topography, soil and land use. Projections for the 21st century under A1fi/GRAS and B1/SEDG climate-and-land-use scenarios (end year not verified) with no, unlimited and "realistic" migration. Realistic rates come from TreeMig simulations as a function of macroclimate, competition and habitat connectivity.   - Results: early-successional species track climate almost instantly; their realistic-migration ranges match unlimited migration (mean rate over Europe 156.7 ± 79.1 m/yr under A1fi/GRAS, 164.3 ± 84.2 under B1/SEDG). Mid- to late-successional species match no migration (15.2 ±</w:t>
+      </w:r>
+    </w:p>
+    <w:p>
+      <w:r>
+        <w:t>Developments since.  no official statistic tracks tree migration rates. The relevant outcome evidence is observational ecology (repeated inventories, juvenile-versus-adult comparisons, historical maps), plus one newer dispersal-limited projection.   - Late-successional trees colonise slowly. Delzon et al. (PLoS ONE 8:e80443, 2013; full text via Europe PMC): forest inventories from 1880 to 2010 at the northern edge of Quercus ilex in SW France show real colonisation, but at a maximum of 22–57 m/yr, far slower than niche models predict. The authors note their rates (under 60 m/yr) are consistent with competition-and-dispersal models and with oak seed-dispersal data (12.5 m/yr). Lischke, Meier's co-author, is a co-author. This is the same order of magnitude as Meier's mid/late-successional estimate (~15–16 ± 25 m/yr) and well below its early-successional figure.   - Repeated national inventories show few significant shifts so far. Heiland et al. (Ecography 2022, e06042; full text via HAL): 40 species in Swedish, German and Spanish NFIs.     - Significant temporal shifts were found in only 24% (heat sum) and 21% (water availability) of species–country cases.     - On average they pointed toward colder conditions. Examples are Prunus padus, P. avium, Betu</w:t>
+      </w:r>
+    </w:p>
+    <w:p>
+      <w:r>
+        <w:t>How these connect.  The paper's central message, that migration lag is species-specific and strongly limits slow-dispersing late-successional trees, has held up and has become standard practice: EU-Trees4F provides dispersal-limited projections, and Hellegers 2025 recommends no-dispersal defaults for poor dispersers. Uncertainties:   - I could not read the full text (tables of range changes per species and the end year of the projections), so I cannot test species-level numbers.   - The observational studies cover different species, methods and regions from Meier's 14 species and ICP plots.   - Land-use change and forestry (planting) confound natural range shifts in Europe.</w:t>
+      </w:r>
+    </w:p>
+    <w:p>
+      <w:r>
+        <w:t>Research source trail (starting point): https://api.crossref.org/works/10.1111/j.1466-8238.2011.00669.x</w:t>
+      </w:r>
+    </w:p>
+    <w:p>
+      <w:r>
+        <w:t>Catalogue record: 487</w:t>
+      </w:r>
+    </w:p>
+    <w:p>
+      <w:pPr>
+        <w:pStyle w:val="Heading2"/>
+      </w:pPr>
+      <w:r>
+        <w:t>116 — UK fertility scenarios incorporating COVID-19 (2021)</w:t>
+      </w:r>
+    </w:p>
+    <w:p>
+      <w:r>
+        <w:t>Earlier perspective. Original claim (Source; full text read: CPC Working Paper 95 version (Mar 2021) in full; accepted manuscript read through a summarising fetch; the authors' policy briefing and conference slides for the published version read in full. The Wiley published PDF was blocked): Berrington, Ellison, Kuang, Vasireddy and Kulu, Population, Space and Place 28(2), e2546 (online 29 Dec 2021).   - What was projected: period total fertility rate (TFR) and annual live births for England and Wales (E&amp;W), Scotland and Northern Ireland (NI), 2021–2023, from a 2020 base.   - The four scenarios cross two "no-COVID" baselines with two pandemic adjustments:     - Baselines: 2020 age-specific rates held stable, or the 2015–2020 log-linear trend continued (falling at every age except 40–44).     - "Baby boom": +2% a year at ages 30–39, after the late-1970s pill scare.     - "Baby bust": −5% a year at ages 15–19 and −3% a year at 20–29, from north-west European fertility after the 2008 recession. The published version holds ages 30+ unchanged; the working pape</w:t>
+      </w:r>
+    </w:p>
+    <w:p>
+      <w:r>
+        <w:t>Developments since.    - E&amp;W (ONS).     - TFR series as now published (Births in England and Wales: 2024 (refreshed populations), Figure 1 data file `fig1b/data.csv`): 2019 1.59, 2020 1.53, 2021 1.55, 2022 1.49, 2023 1.42, 2024 1.41.     - As first published: 2020 1.58 (bulletin 14 Oct 2021, "4.2% lower than 2019", which implies about 1.65 for 2019); 2021 1.55 (9 Aug 2022); 2022 1.49 (23 Feb 2024); 2023 1.44 (28 Oct 2024). The 27 Aug 2025 bulletin revised 2023 to 1.42 using revised mid-2022/23 population estimates.     - 2025: TFR 1.39. Source: bulletin 27 May 2026 (provisional), confirmed in the 2025 birth-registrations workbook, Table 1 (released 8 Sep 2026; TFR 15–44 and 15–49 both 1.39, using mid-2025 estimates).     - Live births: 640,370 (2019), 613,936 (2020), 624,828 (2021), 605,479 (2022), 591,072 (2023), 594,677 (2024), 585,396 (2025).     - Age-specific rates, mothers, per 1,000, 2020→2023 (2025 workbook, Table 10): under 20: 9.8→8.0; 20–24: 44.0→38.3; 25–29: 82.0→75.3; 30–34: 97.0→93.1; 35–39: 58.0→55.7; 40+: 15.7→14.8.   - Scotland (NRS, Vital Events Reference Tables 2024, chapter 3 workbook).</w:t>
+      </w:r>
+    </w:p>
+    <w:p>
+      <w:r>
+        <w:t>How these connect.    - The directional expectation held, but the path looks like the declining-baseline (pre-existing trend) scenarios more than a distinct pandemic bust:     - there was a 2021 rebound;     - fertility also fell at ages 30–39 (E&amp;W 30–34: 97.0→93.1 per 1,000, 2020→2023), where every pandemic adjustment assumed no fall or a rise; only the declining baselines carried a decline there;     - the fall continued in 2024–2025, after the pandemic.   - The causal premise (COVID as the driver) is not established, and the PDR review doubts it can be identified.   - Level comparisons are distorted by ONS population revisions.   - The published-table values come from the accepted manuscript via a summarising fetch. They agree with the authors' policy briefing and slides.</w:t>
+      </w:r>
+    </w:p>
+    <w:p>
+      <w:r>
+        <w:t>Research source trail (starting point): https://research-repository.st-andrews.ac.uk/handle/10023/24630</w:t>
+      </w:r>
+    </w:p>
+    <w:p>
+      <w:r>
+        <w:t>Catalogue record: 116</w:t>
+      </w:r>
+    </w:p>
+    <w:p>
+      <w:pPr>
+        <w:pStyle w:val="Heading2"/>
+      </w:pPr>
+      <w:r>
+        <w:t>146 — Dutch Public Health Foresight Study 2018/20: dementia and expenditure to 2040 (2020)</w:t>
+      </w:r>
+    </w:p>
+    <w:p>
+      <w:r>
+        <w:t>Earlier perspective. Original claim (Source; full text read: the record is a one-paragraph EUPHA 2020 conference abstract (Hilderink, EJPH 30 Suppl 5), read in full via Crossref; the underlying VTV-2018 Trend Scenario web report read; the 2020 update (base year 2018) that the abstract mentions could not be located, so its figures could not be verified):   - The abstract says that in the business-as-usual Trend Scenario:     - dementia will be by far the leading cause of mortality and disease burden in 2040;     - health-care expenditure will double by 2040, with cancers growing fastest of all disease groups.   - The VTV-2018 Trend Scenario (RIVM; base 2015; horizon 2040; historical trends continued; demographic change; no new policy) gives:     - Dementia deaths: nearly triple, from about 14,000 (2015) to almost 40,000 (2040), while total deaths rise from 147,000 to 192,000.     - Disease burden: dementia tops the DALY ranking of 59 conditions in 2040. The DALY figures were revised in June 2018 to correct for multimorbidity.     - Expenditure: real spendi</w:t>
+      </w:r>
+    </w:p>
+    <w:p>
+      <w:r>
+        <w:t>Developments since.    - CBS StatLine table 7233, deaths by underlying cause (extended list); final through 2024, 2025 added 25 Sep 2026; all ages, both sexes.     - Dementia deaths (F01 + F03 + G30; F00 and F02 are coded 0 as underlying cause): 13,861 (2015), 16,259 (2018), 15,750 (2019), 14,279 (2020), 14,007 (2021), 15,604 (2022), 16,664 (2023), 17,358 (2024), 17,459 (2025).     - Share of all deaths: 9.4% (2015), 10.1% (2024).     - Total deaths: 147,134 (2015), 172,165 (2024).     - Ranking of single three-character codes:       - 2015: lung cancer C34 first (10,426), F03 9,098.       - 2019: F03 (unspecified dementia) first, 10,330 vs C34 10,226.</w:t>
+      </w:r>
+    </w:p>
+    <w:p>
+      <w:r>
+        <w:t>How these connect.    - The qualitative core (dementia becomes the dominant cause of death and burden in an ageing Netherlands) is holding up, and earlier than 2040.   - The quantitative core (near tripling of dementia deaths by 2040) is behind schedule.   - The ranking depends on the cause list; DALY results differ between RIVM and GBD methods.   - Expenditure cannot yet be tested like-for-like (nominal versus constant prices, different scope).</w:t>
+      </w:r>
+    </w:p>
+    <w:p>
+      <w:r>
+        <w:t>Research source trail (starting point): https://api.crossref.org/works/10.1093/eurpub/ckaa165.1290</w:t>
+      </w:r>
+    </w:p>
+    <w:p>
+      <w:r>
+        <w:t>Catalogue record: 146</w:t>
+      </w:r>
+    </w:p>
+    <w:p>
+      <w:pPr>
+        <w:pStyle w:val="Heading2"/>
+      </w:pPr>
+      <w:r>
+        <w:t>269 — Trends and forecast of obesity in Finland (2018)</w:t>
+      </w:r>
+    </w:p>
+    <w:p>
+      <w:r>
+        <w:t>Earlier perspective. Original claim (Source; abstract only: the record is itself a EUPHA 2018 conference abstract (Lundqvist, Koponen, Härkänen, Borodulin, Sääksjärvi, Koskinen, EJPH 28 Suppl 4, p. 359). No longer text exists; the full abstract was read via OpenAlex; OUP PDF blocked (403)):   - Data: four national measured health-examination surveys, 1978–2017; 26,956 people aged 30+.   - Trends 1978→2017:     - Obesity (BMI ≥30): men 12.0%→26.1%, women 18.9%→27.5%.     - Severe obesity (BMI ≥35): men 1.1%→5.9%, women 3.9%→9.5%.     - Mean BMI: men 25.7→27.7, women 26.1→27.5.   - Projection: a multistate model on repeated measures projected that, if the trends continued, obesity among adults aged 30+ would reach 31% by 2028 (sexes combined; no sex split). The authors restated this as one in three adults being obese in 2028.</w:t>
+      </w:r>
+    </w:p>
+    <w:p>
+      <w:r>
+        <w:t>Developments since.    - FinTerveys 2017 (THL Report 4/2018, ch. 7, Table 7.3; measured).     - Age-standardised obesity at 30+: 26.1% (men), 27.5% (women), the same as the abstract's 2017 end points.     - Ages 30–64, 2011→2017: men 24%→27%, women 22%→26%.   - Healthy Finland (Terve Suomi) 2023 examination (measured height and weight; THL web report "Lihavuus", Lehtoranta et al., published 4 Dec 2023).     - Adults 20+: obesity 27% (men), 30% (women), about 1.2 million people.     - Appendix table 3 (updated 19 Apr 2024), share with BMI ≥30 by sex and age group, with 95% CI:</w:t>
+      </w:r>
+    </w:p>
+    <w:p>
+      <w:r>
+        <w:t>How these connect.    - The direction and approximate pace held. The steepest recent rises were among younger working-age adults: obesity doubled and class II–III obesity tripled from 2000 to 2023 (Lundqvist 2025). The 2018 abstract gives no age breakdown to compare this with.   - Uncertainties:     - age bases differ across sources (30+, 20+, 30–64, 25–64);     - participation fell to 58% in 2023, and its weighting could bias levels;     - the abstract's model and parameters cannot be inspected.   - THL's own successor projection (40% by 2040) is steeper than the 2018 one, which supports "developed as envisioned so far".   - Tolonen 2023, and Janssen's assumed deceleration for Finnish women, both projected slower growth, which the 2023 data did not bear out.</w:t>
+      </w:r>
+    </w:p>
+    <w:p>
+      <w:r>
+        <w:t>Research source trail (starting point): https://api.openalex.org/works/https://doi.org/10.1093/eurpub/cky214.146</w:t>
+      </w:r>
+    </w:p>
+    <w:p>
+      <w:r>
+        <w:t>Catalogue record: 269</w:t>
+      </w:r>
+    </w:p>
+    <w:p>
+      <w:pPr>
+        <w:pStyle w:val="Heading2"/>
+      </w:pPr>
+      <w:r>
+        <w:t>283 — Future life expectancy in 35 industrialised countries: Bayesian model ensemble (2017)</w:t>
+      </w:r>
+    </w:p>
+    <w:p>
+      <w:r>
+        <w:t>Earlier perspective. Original claim (Source; full text read: Kontis, Bennett, Mathers, Li, Foreman, Ezzati, Lancet 389:1323–35, online 22 Feb 2017; full text via Europe PMC plus the supplementary appendix):   - Method: an ensemble of 21 models, weighted by how well each predicted withheld data. It projects age-specific death rates to 2030 for 35 countries, using WHO data up to 2010–2014 depending on the country.   - Output: probabilistic forecasts as posterior medians with credible intervals. They are unconditional: no scenarios, no policy assumptions.   - Sex-gap claim:     - In 2010 the female advantage at birth ranged from 3.9 years (New Zealand) to 8.5 years (Poland) (text).     - By 2030 it shrinks everywhere except Mexico, where women gain more. In Chile, France and Greece both sexes gain about equally.   - Medians implied by Appendix Table 2 (p 36), gap 2010 → 2030 (my arithmetic):     - Netherlands 3.94→1.70; Hungary 7.77→3.56; Bulgaria 7.12→4.80.</w:t>
+      </w:r>
+    </w:p>
+    <w:p>
+      <w:r>
+        <w:t>Developments since.  observed gap at birth, female minus male. My arithmetic, using OECD Health Statistics (dataflow `OECD.ELS.HD,DSD_HEALTH_STAT@DF_LE,1.1`, measure LFEXP, age 0) for 32 countries; Eurostat `demo_mlexpec` (updated 25 Sep 2026) for Serbia; World Bank WDI `SP.DYN.LE00.{MA,FE}.IN` (updated 8 Oct 2026) for North Macedonia and Singapore.    | Country | Projected 2010→2030 (Kontis medians) | Observed 2010→2024 | Change so far |   |---|---|---|---|   | Mexico | 5.76→6.81 | 5.8→6.5 | widened, as projected |   | Chile | 6.21→6.15 (≈equal gains) | 5.9→4.8 | narrowed 1.1 |   | France | 6.93→6.81 (≈equal gains) | 7.1→5.6 | narrowed 1.5 |   | Greece | 4.74→4.23 (≈equal gains) | 5.3→5.0 | narrowed 0.3 |</w:t>
+      </w:r>
+    </w:p>
+    <w:p>
+      <w:r>
+        <w:t>How these connect.    - The mechanism (male catch-up through falling smoking and cardiovascular mortality) is visible across much of Europe and East Asia. It has stalled where male mortality at working ages deteriorated or stagnated (USA, UK, Canada, Bulgaria) and was interrupted everywhere by COVID-19, which hit men harder.   - The 2030 medians had wide credible intervals, and most observed values are probably inside them. I did not test this, because the appendix gives intervals for life expectancy, not for the gap.   - The Chile/France/Greece "similar gains" detail is the weakest part of the forecast.</w:t>
+      </w:r>
+    </w:p>
+    <w:p>
+      <w:r>
+        <w:t>Research source trail (starting point): https://www.ebi.ac.uk/europepmc/webservices/rest/search?query=DOI:%2210.1016/S0140-6736(16</w:t>
+      </w:r>
+    </w:p>
+    <w:p>
+      <w:r>
+        <w:t>Catalogue record: 283</w:t>
+      </w:r>
+    </w:p>
+    <w:p>
+      <w:pPr>
+        <w:pStyle w:val="Heading2"/>
+      </w:pPr>
+      <w:r>
+        <w:t>70 — Pancreatic cancer burden in EU-28, projections to 2039 (2021)</w:t>
+      </w:r>
+    </w:p>
+    <w:p>
+      <w:r>
+        <w:t>Earlier perspective. Original claim (Source; abstract only — full text blocked):   - Study: Yu J, Yang X, He W, Ye W, Int J Cancer 149(5), 2021.   - Method: GBD 2019 estimates for 1990–2019, covering the pre-Brexit EU-28 (EU-27 plus the UK). The authors projected to 2039 with a Bayesian age-period-cohort (BAPC) model.   - Projected numbers in the abstract (1990 / 2019 / 2039):     - New cases: 59,000 / 109,000 / 147,000.     - Deaths: 60,000 / 109,000 / 155,000.     - DALYs: 1.3 million / 2.0 million / 2.7 million.   - Age-standardised incidence rose from 8.6 to 10.1 per 100,000 over 1990–2019 and is projected to stay stable over 2019–2039. Age-standardised mortality is projected to rise only mildly.</w:t>
+      </w:r>
+    </w:p>
+    <w:p>
+      <w:r>
+        <w:t>Developments since.    - Eurostat `hlth_cd_aro`, registered deaths, ICD-10 C25, both sexes, all ages (dataset updated 2026-09-24):     - EU27_2020: 69,712 (2011), 83,725 (2019), 84,575 (2020), 84,723 (2021), 85,917 (2022), 87,856 (2023).     - EU28: 78,074 (2011), 91,224 (2018).     - UK: 9,573 (2018). The UK is absent after 2018.     - EU-27 2023 by sex: men 44,069, women 43,785.     - EU-27 by age, 2019→2023: 85 and over 14,079 → 15,571 (+10.6%); under 65 18,037 → 17,774 (−1.5%). Growth is concentrated in the oldest ages, as the study expected.   - Eurostat `hlth_cd_asdr2`, standardised death rate per 100,000, C25:</w:t>
+      </w:r>
+    </w:p>
+    <w:p>
+      <w:r>
+        <w:t>How these connect.    - The qualitative claim (substantial count increase with flat rates) is holding so far.   - The quantitative path is uncertain:     - GBD-modelled levels sit about 17% above registered counts.     - The UK left the Eurostat series after 2018, so EU-28 can no longer be tracked directly.     - Alternative projections bracket Yu's path. GBD 2021 implies faster growth, with Western Europe deaths about 2.2% a year and rising rates. The Annals predictions show only small rate increases.   - Note that I judged the original from the abstract only.</w:t>
+      </w:r>
+    </w:p>
+    <w:p>
+      <w:r>
+        <w:t>Research source trail (starting point): https://www.ebi.ac.uk/europepmc/webservices/rest/search?query=DOI:10.1002/ijc.33617&amp;resultType=core</w:t>
+      </w:r>
+    </w:p>
+    <w:p>
+      <w:r>
+        <w:t>Catalogue record: 70</w:t>
+      </w:r>
+    </w:p>
+    <w:p>
+      <w:pPr>
+        <w:pStyle w:val="Heading2"/>
+      </w:pPr>
+      <w:r>
+        <w:t>94 — Future heat mortality risk for major European cities (2021)</w:t>
+      </w:r>
+    </w:p>
+    <w:p>
+      <w:r>
+        <w:t>Earlier perspective. Original claim (Source; full text read on journals.ametsoc.org, WCAS 13(4), 2021; Tables 5 and 6 read as images):   - Authors: Karwat and Franzke.   - Method:     - They regressed monthly all-cause deaths per 100,000 on the summer (June–August) mean of daily maximum temperature (TX).     - Mortality data come from the national statistics offices: France and Spain 1950–2018; Germany 1990–2018, with German 1950–1989 back-filled from the regression.     - R² is about 0.2 (Germany, France) and about 0.4 (Spain).     - They applied the regression to bias-corrected EURO-CORDEX TX from four model chains (CCLM and RACMO driven by EC-EARTH, REMO2009 driven by MPI-ESM-LR, REMO2015 driven by NorESM1-M) for 48 cities, 2019–2050, under RCP2.6 and RCP8.5.   - Assumptions: population held constant, no demographic change, no adaptation. The authors themselves caution about the constant-population assumption.</w:t>
+      </w:r>
+    </w:p>
+    <w:p>
+      <w:r>
+        <w:t>Developments since.    - Lancet Countdown Europe 2024, indicator 1.1.4 (PMC11209670):     - Heat-related mortality rose in 771 of 823 regions (94%) between 2003–12 and 2013–22.     - Mean rate rose from 50.8 to 68.0 per 100,000, an increase of +17.2 (95% CI 10.3–24.9).     - Country increases ranged from Spain, the largest at +39.9 per 100,000, to Iceland at +1.0.   - Ballester et al. 2023, Nat Med, Table 1 (PMC10353926), summer 2022 heat-related deaths: Europe 61,672; Spain 11,324 (237 per million); Germany 8,173 (98 per million); France 4,807 (73 per million).   - Annual European totals, Nat Med abstracts (Europe PMC):     - 47,690 in 2023 (PMID 39134730). That paper also estimates the burden would have been 80% higher without adaptation since 2000.</w:t>
+      </w:r>
+    </w:p>
+    <w:p>
+      <w:r>
+        <w:t>How these connect.    - Direction and the "especially Spain" ordering are holding in observations to 2024.   - The quantitative trends cannot be compared directly: the study's metric is "excess deaths above a TX–monthly-death regression line, % per decade", which no outcome dataset reports.   - Rising heat mortality is a shared expectation, so agreement adds little support for this particular model.</w:t>
+      </w:r>
+    </w:p>
+    <w:p>
+      <w:r>
+        <w:t>Research source trail (starting point): https://journals.ametsoc.org/view/journals/wcas/13/4/WCAS-D-20-0142.1.xml</w:t>
+      </w:r>
+    </w:p>
+    <w:p>
+      <w:r>
+        <w:t>Catalogue record: 94</w:t>
+      </w:r>
+    </w:p>
+    <w:p>
+      <w:pPr>
+        <w:pStyle w:val="Heading2"/>
+      </w:pPr>
+      <w:r>
+        <w:t>362 — Heat- and cold-related mortality in the Netherlands, 2050 scenarios (2015)</w:t>
+      </w:r>
+    </w:p>
+    <w:p>
+      <w:r>
+        <w:t>Earlier perspective. Original claim (Source; full text read, PMC4627032):   - Authors: Huynen and Martens, IJERPH 12:13295.   - Exposure-response functions (ERFs): from Huynen et al. 2001 (Netherlands, 1979–1997), a linear threshold model with an optimum of 16.5 °C daily mean. Total mortality rises 2.72% per °C above the optimum and 1.37% per °C below it, with lags up to one month.   - Temperature: De Bilt daily series, baseline 1981–2010, transformed to the four KNMI'14 scenarios for 2050 (2035–2065 window). Annual warming at De Bilt is +1.1 °C (GL), +1.5 °C (GH), +2.1 °C (WL) and +2.4 °C (WH).   - Three adaptation scenarios:     - I: the optimum rises with annual warming.     - II: heat sensitivity −10% and cold sensitivity +10%.     - III: I and II combined.</w:t>
+      </w:r>
+    </w:p>
+    <w:p>
+      <w:r>
+        <w:t>Developments since.    - KNMI De Bilt daily mean temperature (station 260, from the daggegevens service). KNMI flags the series as inhomogeneous; I used it because the paper used De Bilt. Own calculation with the paper's optimum and ERFs:      | Period | Heat exposure (°C/day) | Cold exposure (°C/day) | Model PAFheat | Model PAFcold |     |---|---|---|---|---|     | 1981–2010 | 0.440 | 6.777 | 1.18% | 8.81% |     | 2015–2024 | 0.618 | 5.868 | 1.64% | 7.67% |</w:t>
+      </w:r>
+    </w:p>
+    <w:p>
+      <w:r>
+        <w:t>How these connect.    - The study's framing, that outcomes depend as much on adaptation as on climate, is borne out by later Dutch evidence of falling heat vulnerability.   - The ranges are wide enough that almost any outcome fits within them.   - Cold-attributable estimates are method-sensitive (8.90% here versus 3.68% in Masselot), so absolute values are not comparable across studies.   - The ERFs date from 1979–1997 and are probably out of date.</w:t>
+      </w:r>
+    </w:p>
+    <w:p>
+      <w:r>
+        <w:t>Research source trail (starting point): https://pmc.ncbi.nlm.nih.gov/articles/PMC4627032/</w:t>
+      </w:r>
+    </w:p>
+    <w:p>
+      <w:r>
+        <w:t>Catalogue record: 362</w:t>
+      </w:r>
+    </w:p>
+    <w:p>
+      <w:pPr>
+        <w:pStyle w:val="Heading2"/>
+      </w:pPr>
+      <w:r>
+        <w:t>12 — Convergence of population structures of EU member states (2022)</w:t>
+      </w:r>
+    </w:p>
+    <w:p>
+      <w:r>
+        <w:t>Earlier perspective. Original claim (Source; full text read)   - Krupowicz &amp; Kuropka, Sustainability 14(2):1024. I read the 24-page PDF from MDPI's resource server; the main MDPI site returned "Access Denied" to direct download.   - Inputs. The study computes ten age-structure indicators: the shares of 0–9, 0–19, 20–64, 65+ and 80+; the youth index; the double-ageing index; median age; and the young- and old-age dependency ratios, both on a 20–64 base. It also builds a TOPSIS synthetic indicator for the EU-27. Data: observed Eurostat values for 2004–2020 (`demo_pjanind`) and the EUROPOP2019 baseline for 2020–2050 (`proj_19np`).   - Two kinds of forward content.     - The sentence in the excerpt is Eurostat's projection, cited: most member states see a falling population, a falling share of young people and a rising share of elderly people by 2050. The paper gives no count of declining countries; the introduction calls it "an overwhelming majority".     - The authors' own results are computed from EUROPOP2019 values. They are summarised in the next three i</w:t>
+      </w:r>
+    </w:p>
+    <w:p>
+      <w:r>
+        <w:t>Developments since. Best direct evidence (Source)   1. Reproduction check. From `proj_19ndbi` I reproduce the paper's Table 2 values for 2050 exactly for all eight indicators I could rebuild. My 2020→2050 beta slopes are close to Table 3:       | Indicator | My slope | Paper's slope |      |---|---|---|      | 65+ share | −0.472 | −0.455 |      | Old-age dependency | −0.426 | −0.413 |      | 80+ share | −0.366 | −0.353 |</w:t>
+      </w:r>
+    </w:p>
+    <w:p>
+      <w:r>
+        <w:t>How these connect. Own conclusion and uncertainty   - The study is a careful, reproducible analysis of one projection round. Its robust part is the direction of ageing; that holds in observations and in two later rounds.   - Its convergence conclusion depends on the indicator and the projection round, as the authors themselves caution.   - Uncertainties:     - Five observed years.     - Census breaks.     - Revision of projection assumptions: higher migration in EUROPOP2023 and 2025, and treatment of Ukrainian refugees.     - Outliers (Malta, Luxembourg) that shift the regression results.</w:t>
+      </w:r>
+    </w:p>
+    <w:p>
+      <w:r>
+        <w:t>Research source trail (starting point): https://ec.europa.eu/eurostat/web/products-eurostat-news/w/ddn-20260416-1</w:t>
+      </w:r>
+    </w:p>
+    <w:p>
+      <w:r>
+        <w:t>Catalogue record: 12</w:t>
+      </w:r>
+    </w:p>
+    <w:p>
+      <w:pPr>
+        <w:pStyle w:val="Heading2"/>
+      </w:pPr>
+      <w:r>
+        <w:t>182 — Convergence or divergence of labour resources in Poland (2020)</w:t>
+      </w:r>
+    </w:p>
+    <w:p>
+      <w:r>
+        <w:t xml:space="preserve">Earlier perspective. Original claim (Source; full text read)   - Krupowicz, Prace Naukowe Uniwersytetu Ekonomicznego we Wrocławiu 64(4):75–100, DOI 10.15611/pn.2020.4.07. I read the full PDF from the Lower Silesian Digital Library (dbc.wroc.pl). The journal site blocked automated access with Cloudflare.   - The study's own analysis is retrospective. It tests beta-, sigma- and gamma-convergence across Poland's 16 voivodeships, in total and split by urban and rural areas. It uses three Polish national statistics office (GUS) indicators: the share of working-age population, the youth dependency ratio and the old-age dependency ratio.     - The period is 2002–2018. The abstract says 2012–2018, but the text and all tables use 2002–2018, so the paper contradicts itself.     - Results: absolute beta-convergence holds almost everywhere. Sigma- and gamma-convergence are ambiguous.   - The forward statement in the excerpt is cited, not derived. The source is "Eurostat (2019) Population projections", retrieved 20 January 2020. The paper does not name the projection </w:t>
+      </w:r>
+    </w:p>
+    <w:p>
+      <w:r>
+        <w:t>Developments since. Best direct evidence (Source)   1. Can the cited numbers be reproduced? The round available in January 2020 (presumably EUROPOP2018) is no longer served: `proj_18np` returns 404 and is absent from the Eurostat catalogue. I therefore could not verify the exact 2.3 m and 6.0 m figures. Later rounds give nearly the same result.      - EUROPOP2019 (`proj_19np`, summed single ages): Poland 20–64 is 23.39 m (2020) → 21.69 m (2030) → 18.26 m (2050).      - EUROPOP2023 (`proj_23np`): 22.84 m (2022) → 21.86 m (2030) → 18.43 m (2050).      - EUROPOP2025 (`proj_25np`): 22.03 m (2025) → 21.63 m (2030) → 18.06 m (2050).      - Against the observed 2018 base of 23.84 m (`demo_pjangroup`), the declines are:         | Round | By 2030 | By 2050 |</w:t>
+      </w:r>
+    </w:p>
+    <w:p>
+      <w:r>
+        <w:t>How these connect. Own conclusion and uncertainty   - The claim is a faithful citation of a robust projection: three revisions moved Poland's 2050 20–64 figure by only 0.4 m.   - Main uncertainties:     - migration, including whether the roughly 1 m Ukrainian refugees stay;     - the census break;     - fertility, which matters little for the 2050 working-age population because most of that cohort is already born.   - The specific 2.3 m and 6.0 m figures could not be traced to a still-published dataset.</w:t>
+      </w:r>
+    </w:p>
+    <w:p>
+      <w:r>
+        <w:t>Research source trail (starting point): https://journals.uew.pl/pn/article/view/561</w:t>
+      </w:r>
+    </w:p>
+    <w:p>
+      <w:r>
+        <w:t>Catalogue record: 182</w:t>
+      </w:r>
+    </w:p>
+    <w:p>
+      <w:pPr>
+        <w:pStyle w:val="Heading2"/>
+      </w:pPr>
+      <w:r>
+        <w:t>231 — A forecast of international migration flows into EU countries until 2050 (2018)</w:t>
+      </w:r>
+    </w:p>
+    <w:p>
+      <w:r>
+        <w:t>Earlier perspective. Original claim (Source; full text read)   - Polovyi, Przegląd Politologiczny 2018(4):79–87, DOI 10.14746/pp.2018.23.4.6. Full PDF from the journal repository (pressto.amu.edu.pl).   - Method. The author uses his own "synergetic" model of migration between the 118 countries with more than 5 m inhabitants. Each country pair has a mutual attractiveness driven mainly by diaspora size and recent migrant-stock growth.     - Inputs: UN DESA migrant stocks for 1990–2015 (Rev. 2015) and the UN WPP 2015 medium variant.     - Scope: legal migration only, in 5-year steps from 2020 to 2050.     - Destinations: the EU countries in that size class plus Norway, Switzerland, Serbia, Ukraine, Belarus and Russia. Small member states are excluded.   - Variable. Despite the word "flows" in the title, every figure is a migrant stock: the number of international migrants resident and their share of total population.   - Main forecasts</w:t>
+      </w:r>
+    </w:p>
+    <w:p>
+      <w:r>
+        <w:t>Developments since. Best direct evidence (Source)   1. Same source family Polovyi used: UN DESA International Migrant Stock 2024 (Tables 1 and 3, mid-year, both sexes)      - Aggregate. The stock over Polovyi's 25 destinations was 72.54 m (2015) → 79.54 m (2020) → 89.98 m (2024). His 2050 forecast of 80 m was already reached in 2020 and exceeded by about 10 m in 2024.        - Part of the gap is a level revision: UN Rev. 2024 puts 2015 at 72.5 m, against the 64.6 m implied by his 2015 base shares.        - The growth is the decisive part: +17.4 m in 9 years observed, against +16 m forecast for 35 years.        - Without Russia, Ukraine, Belarus and Serbia (that is, EU + UK + Norway + Switzerland), the stock was 56.65 m → 75.54 m over 2015–2024.      - Country shares. Predicted change in share 2015→2025 compared with UN-observed change 2015→2024, for 25 countries:        - Observed rise exceeded the predicted rise by more than 0.5 percentage points in 18: AT, BG, CZ, DK, FI, DE, EL, IT, NL, NO, PL, PT, RO, SK, ES, SE, UA, UK.</w:t>
+      </w:r>
+    </w:p>
+    <w:p>
+      <w:r>
+        <w:t>How these connect. Own conclusion and uncertainty   - The forecast is a diaspora-driven extrapolation that cannot anticipate large pull or shock events. Examples: the 2015–16 asylum arrivals entering stocks, labour migration to Spain and central Europe, and the 2022 displacement from Ukraine.   - Its systematic underestimate was visible before 2022.   - Uncertainties:     - Definitions differ: UN stock versus foreign-born versus legal-migrant scope. Polovyi excludes irregular migration, though UN stocks largely do too.     - UN data revisions change 2015 levels.     - Refugee return could reduce stocks after 2026: EUROPOP2025 assumes a third of temporary-protection beneficiaries leave by 2036. That would not close a gap of this size.   - The quick pass treated the claim as "method" with no checkable numbers. This overlooked a clearly testable forecast.</w:t>
+      </w:r>
+    </w:p>
+    <w:p>
+      <w:r>
+        <w:t>Research source trail (starting point): https://pressto.amu.edu.pl/index.php/pp/article/download/17043/16847/34665</w:t>
+      </w:r>
+    </w:p>
+    <w:p>
+      <w:r>
+        <w:t>Catalogue record: 231</w:t>
+      </w:r>
+    </w:p>
+    <w:p>
+      <w:pPr>
+        <w:pStyle w:val="Heading2"/>
+      </w:pPr>
+      <w:r>
+        <w:t>475 — Climatic suitability of Europe for *Aedes albopictus*: recent trends and future scenarios (2012)</w:t>
+      </w:r>
+    </w:p>
+    <w:p>
+      <w:r>
+        <w:t>Earlier perspective.  Caminade et al., J R Soc Interface 9:2708–2717 (CC BY). Read in full through Europe PMC's full-text XML (PMC3427500). PMC itself served a captcha, and the doi.org link was not on the allowlist.   - Models: three climate-only suitability models.     - Model 1: annual mean temperature (fully suitable above 12 °C), behind an overwintering mask of annual rainfall &gt;500 mm and January mean &gt;0 °C.     - Model 2: the ECDC multi-criteria model, using annual rainfall, January temperature and summer temperature.     - Model 3: the Medlock seasonal-activity model (weeks of adult activity).   - Climate inputs: E-OBS observations (1960–1989 against 1990–2009), and 10 ENSEMBLES regional climate models under SRES A1B, bias-corrected to 1990–2009.   - Future window: 2030–2050, against 1990–2009.   - Projected increase: in suitability over the Benelux, western Germany, northern Switzerland, the southern UK coast and the Balkans (Slovenia, Croatia, Bosnia-Herzegovina).</w:t>
+      </w:r>
+    </w:p>
+    <w:p>
+      <w:r>
+        <w:t>Developments since.    - ECDC/EFSA VectorNet map, April 2026 (page dated 3 June 2026; map produced 1 June 2026): Ae. albopictus established in 384 EU/EEA regional units in 16 countries. Units established out of total:      | Country | Established units |     |---|---|     | Austria | 3/9 |     | Belgium | 4/11 |     | Bulgaria | 26/28 |</w:t>
+      </w:r>
+    </w:p>
+    <w:p>
+      <w:r>
+        <w:t>How these connect.    - Where the mosquito lives is not the same as where the climate suits it. Spread northward also reflects introductions and colonisation of a niche the mosquito had not yet filled, so it confirms the northern projection only loosely. Likewise, its presence in the south does not prove that 2030–2050 climate will stay suitable.   - However, models 1 and 3 already simulated falling suitability over southern Spain and Sardinia for 1990–2009. The mosquito was in Sardinia by 2011 and is now established across Andalusia.   - This suggests the rainfall and overwintering thresholds were too strict for a container-breeding urban mosquito, a risk the authors themselves raised.   - In short, the northern half looks right; the southern half looks, so far, like a model artefact.</w:t>
+      </w:r>
+    </w:p>
+    <w:p>
+      <w:r>
+        <w:t>Research source trail (starting point): https://www.ecdc.europa.eu/en/publications-data/aedes-albopictus-current-known-distribution-april-2026</w:t>
+      </w:r>
+    </w:p>
+    <w:p>
+      <w:r>
+        <w:t>Catalogue record: 475</w:t>
+      </w:r>
+    </w:p>
+    <w:p>
+      <w:pPr>
+        <w:pStyle w:val="Heading2"/>
+      </w:pPr>
+      <w:r>
+        <w:t>291 — Climatic suitability of leishmaniasis sand-fly vectors in Europe (2017)</w:t>
+      </w:r>
+    </w:p>
+    <w:p>
+      <w:r>
+        <w:t>Earlier perspective.  Koch, Kochmann, Klimpel &amp; Cunze, Sci Rep 7:13325 (CC BY). Read in full through Europe PMC full-text XML (PMC5645347). Fig. 6 viewed from the publisher's image server.   - Method:     - Ensemble niche models: biomod2, 10 algorithms, AUC-weighted consensus (AUC &gt;0.95 for all species).     - Ten Phlebotomus species: eight proven vectors, plus P. mascittii and P. similis, which are suspected.     - 1,585 occurrence cells, drawn from 2,236 literature records.     - Six bioclimatic variables, with WorldClim 1960–1990 as the current climate.   - Future climate: one GCM (CSIRO-Mk3.6.0) under RCP 2.6, 4.5, 6.0 and 8.5, for 2021–2040, 2041–2060 and 2061–2080. Range-change maps (Figs 3 and 5) show 2061–2080 under RCP 8.5 only; Fig. 6 shows species counts for all twelve combinations.   - Results by species:</w:t>
+      </w:r>
+    </w:p>
+    <w:p>
+      <w:r>
+        <w:t>Developments since.    - ECDC/EFSA VectorNet phlebotomine maps, April 2026 (all pages dated 3 June 2026; maps produced 1 June 2026). Changes since October 2023, as stated on each page:      | Species | Newly known present | Newly reported as introduced |     |---|---|---|     | P. alexandri | 3 units (2 in Algeria) | — |     | P. ariasi | 2 units (in Algeria) | — |     | P. mascittii | 4 units in 4 countries | — |</w:t>
+      </w:r>
+    </w:p>
+    <w:p>
+      <w:r>
+        <w:t>How these connect.    - The paper's testable core is climatic suitability, which nobody measures directly.   - Observed range data are dominated by sampling effort: much of Germany is "no data", and VectorNet notes 450 new P. neglectus reports in a single 2023 update.   - Older northward records (P. mascittii and P. perniciosus in Germany and Belgium, P. neglectus in southern Switzerland) predate the paper or reflect better surveillance.   - The only movement so far is at existing edges. A modest early "partly" reading for northward movement would rest on the ECDC factsheet's 2014–2020 evidence, not on post-2017 data.   - The scenario spread is large and the evidence conflicts: ECDC's own factsheet cites Trájer et al. against northward expansion for four of the five species Koch projects to expand.</w:t>
+      </w:r>
+    </w:p>
+    <w:p>
+      <w:r>
+        <w:t>Research source trail (starting point): https://www.ecdc.europa.eu/en/publications-data/phlebotomus-</w:t>
+      </w:r>
+    </w:p>
+    <w:p>
+      <w:r>
+        <w:t>Catalogue record: 291</w:t>
+      </w:r>
+    </w:p>
+    <w:p>
+      <w:pPr>
+        <w:pStyle w:val="Heading2"/>
+      </w:pPr>
+      <w:r>
+        <w:t>398 — Agent-based assessment of land use change in the montado, Portugal (2014)</w:t>
+      </w:r>
+    </w:p>
+    <w:p>
+      <w:r>
+        <w:t>Earlier perspective.  Acosta, Rounsevell, Bakker, Van Doorn, Gómez-Delgado &amp; Delgado, Intelligent Information Management 6:55–80 (CC BY). Full 26-page PDF read from the KIT repository.   - Model: a NetLogo agent-based model of 28 farmers, more than 90% of the farmers in Amendoeira da Serra (Mértola municipality, Alentejo).   - Study area: 44 km², on a 20 m grid.   - Inputs:     - a land-use map for 2000 from aerial photographs;     - a farmer survey from 2004;     - suitability maps from logistic regression on the 1958 and 2000 land-use maps.   - Scenario: one only, the IPCC SRES A1FI storyline for 2000–2050. It assumes:</w:t>
+      </w:r>
+    </w:p>
+    <w:p>
+      <w:r>
+        <w:t>Developments since. Best direct evidence (Source and own computation):   - Locating the case-study frame. The grid in Fig. 10(a), x 236,000–244,300 and y 90,000–95,300, matches the Portuguese military grid (EPSG:20790). On that reading:     - Amendoeira da Serra (OpenStreetMap Nominatim: 37.7896 N, 7.6923 W) falls at about (238,830; 91,538), inside the frame near where the parcels converge;     - the frame measures 4,399 ha, matching the stated 44 km².      This geolocation is my own inference. The paper's printed coordinates (37°40'N, 7°47'"E") are inconsistent with it.   - Montado land cover 2018 (Marques et al. 2025, Zenodo record 14899825, CC BY; visual interpretation of aerial photographs, minimum mapping unit 25 ha):     - Whole layer: 1,189,394 ha (my sum), matching the paper.</w:t>
+      </w:r>
+    </w:p>
+    <w:p>
+      <w:r>
+        <w:t>How these connect.    - The study's broad message holds as a regional observation: the montado is declining but persistent. The local quantities (about −17% by 2018, −32% by 2050) are not borne out by any data I could get, and coarse CORINE data point the other way.   - The observed regional decline is driven mainly by wildfire and tree mortality, mechanisms the model does not include; the model's mechanism is economic abandonment.   - Whether montado is still the "dominant" land use in the frame depends on classification. In the 2018 montado layer it covers 35%. In CORINE 2018, transitional woodland–shrub (1,988 ha) is larger than agro-forestry (1,151 ha).   - Uncertainty is high: there is a single scenario, my frame location is inferred, and definitions differ between sources.</w:t>
+      </w:r>
+    </w:p>
+    <w:p>
+      <w:r>
+        <w:t>Research source trail (starting point): https://publikationen.bibliothek.kit.edu/1000080882/7035846</w:t>
+      </w:r>
+    </w:p>
+    <w:p>
+      <w:r>
+        <w:t>Catalogue record: 398</w:t>
+      </w:r>
+    </w:p>
+    <w:p>
+      <w:pPr>
+        <w:pStyle w:val="Heading2"/>
+      </w:pPr>
+      <w:r>
+        <w:t>180 — Systemic design for circular regions (2020)</w:t>
+      </w:r>
+    </w:p>
+    <w:p>
+      <w:r>
+        <w:t>Earlier perspective.  Giraldo Nohra, Pereno &amp; Barbero, Sustainability 12:4494, published 1 June 2020. The study is qualitative and has two stages. First comes a literature review on systemic design (SD), policy design and barriers to the circular economy (CE). Second comes a case study of the Interreg Europe RETRACE project (2016–2020), covering Piedmont, the Basque Country, Nouvelle-Aquitaine, North-East Romania and Slovenia. The regional action-plan actions are tabulated with outcomes rated achieved, partially achieved or delayed. The paper has three kinds of forward-looking content:   - (a) The abstract opens with the premise that a vast CE transformation "will occur in the upcoming years" and will change the EU. It gives no horizon, metric, baseline or scenario.   - (b) The introduction gives two figures taken from other sources: a potential income benefit of EUR 1.8 trillion by 2030 (cited to Ellen MacArthur Foundation 2015) and more than one million new EU jobs by 2030 (no separate citation).   - (c) It expects action-plan results to feed into the 2</w:t>
+      </w:r>
+    </w:p>
+    <w:p>
+      <w:r>
+        <w:t>Developments since.    - Eurostat dataset cei_srm030 (API JSON; data updated 24 Nov 2025, timestamp 5 Jan 2026), EU27 CMU rate:      | Year | 2004 | 2010 | 2015 | 2017 | 2018 | 2019 | 2020 | 2021 | 2022 | 2023 | 2024 |     |---|---|---|---|---|---|---|---|---|---|---|---|     | CMU rate (%) | 8.2 | 10.7 | 11.2 | 11.5 | 11.6 | 11.1 | 11.2 | 11.1 | 11.4 | 12.1 | 12.2 (imputed) |      URL: https://ec.europa.eu/eurostat/api/dissemination/statistics/1.0/data/cei_srm030?format=JSON&amp;lang=EN&amp;geo=EU27_2020</w:t>
+      </w:r>
+    </w:p>
+    <w:p>
+      <w:r>
+        <w:t>How these connect.    - The paper is a useful case study of policy design, not a foresight claim. The catalogue's choice of its opening sentence makes it look predictive.   - EU policy did expand after 2020. Rajić et al.'s references include the new Circular Economy Action Plan (COM(2020) 98) and Regulations (EU) 2024/1781 (ecodesign) and 2024/3110 (construction products). Material flows, however, have moved only slightly.   - The CMU rate is a crude proxy. It is driven by domestic material consumption, it gets revised, and the latest year is imputed. Its trend therefore says little about regional transitions like RETRACE's.   - The premise names no end date, so it cannot be settled.</w:t>
+      </w:r>
+    </w:p>
+    <w:p>
+      <w:r>
+        <w:t>Research source trail (starting point): https://ec.europa.eu/eurostat/api/dissemination/statistics/1.0/data/cei_srm030?format=JSON&amp;lang=EN&amp;geo=EU27_2020</w:t>
+      </w:r>
+    </w:p>
+    <w:p>
+      <w:r>
+        <w:t>Catalogue record: 180</w:t>
+      </w:r>
+    </w:p>
+    <w:p>
+      <w:pPr>
+        <w:pStyle w:val="Heading2"/>
+      </w:pPr>
+      <w:r>
+        <w:t>213 — Nutrient criteria under the Water Framework Directive (2019)</w:t>
+      </w:r>
+    </w:p>
+    <w:p>
+      <w:r>
+        <w:t>Earlier perspective.  Poikane, Kelly, Salas Herrero, Pitt, Jarvie, Claussen, Leujak, Lyche Solheim, Teixeira &amp; Phillips, Science of the Total Environment 695:133888 (2019). Read in full via PMC6878824 and the Europe PMC full-text XML.   - What the study does: reviews the nutrient thresholds Member States use to support good ecological status, based on a questionnaire, comparisons by water type, and Kruskal-Wallis and Dunn tests.   - Main findings:     - Criteria reported by Member States: 28 for rivers, 26 for lakes, 23 for coastal waters, 18 for transitional waters.     - Countries differ in which nutrients, fractions and statistical metrics they use.     - Thresholds differ more than tenfold within shared types. For example, lake total-P boundaries range from 5 to 500 µg/L and river total-N from 0.25 to 35 mg/L.     - Thresholds set by expert judgement are significantly less stringent than data-driven ones.   - Future-related content: the opening sentence restates the policy aim of good ecological status in all surface waters by 2027 (in the introductio</w:t>
+      </w:r>
+    </w:p>
+    <w:p>
+      <w:r>
+        <w:t>Developments since.    - European Commission, COM(2025) 2 final, 4 Feb 2025: report on implementation of the WFD and Floods Directive, third river basin management plans (RBMPs) 2022–2027 (Council document 6014/25). https://data.consilium.europa.eu/doc/document/ST-6014-2025-INIT/en/pdf     - Ecological status: 39.5% of surface water bodies are in good ecological status or potential (data mainly 2016–2021). The same countries reported 39.1% in the second RBMPs (data 2009–2015). (printed p. 5)     - Eutrophication under the Nitrates Directive: 36% of rivers, 32% of lakes, 31% of coastal, 32% of transitional and 81% of marine waters are eutrophic. (p. 5)     - Most Member States do not expect good ecological status for all water bodies by 2027. A harmonisation gap at EU level still hampers comparison of status assessments. (p. 7)     - Good chemical status: 26.8% of surface waters in 2021, against 33.5% in 2015. (p. 7)     - Nutrients: freshwater nutrient results have stagnated, and current measures are not sufficient for the Nitrates Directive or the WFD. (p. 16) Member States report that measures will not fully close the 2027 gap for nutrient and pesticide pollution. (p. 17)     - The report states that no Member State uses nutrient-concentration thre</w:t>
+      </w:r>
+    </w:p>
+    <w:p>
+      <w:r>
+        <w:t>How these connect.    - The paper's substantive point is that inconsistent and sometimes lax nutrient criteria may hinder good status. This is consistent with the Commission's notes on a harmonisation gap, stagnating nutrient concentrations and insufficient measures.   - However, the Commission's statement (p. 18) that no Member State uses nutrient-concentration thresholds to assess good ecological status conflicts on its face with Poikane et al.'s inventory, which found that most Member States have such criteria. The Commission probably means something narrower, but the report does not define it, so the conflict is unresolved.   - Status numbers are not fully comparable across cycles, because of methodological changes and better monitoring. Both the EEA and the Commission warn of this.   - The quick pass treated the Danube and Czech papers as outcomes. They are weak, local and partly non-EU signals.</w:t>
+      </w:r>
+    </w:p>
+    <w:p>
+      <w:r>
+        <w:t>Research source trail (starting point): https://data.consilium.europa.eu/doc/document/ST-6014-2025-INIT/en/pdf</w:t>
+      </w:r>
+    </w:p>
+    <w:p>
+      <w:r>
+        <w:t>Catalogue record: 213</w:t>
+      </w:r>
+    </w:p>
+    <w:p>
+      <w:pPr>
+        <w:pStyle w:val="Heading2"/>
+      </w:pPr>
+      <w:r>
+        <w:t>384 — Extensification and the demitarian 2030 scenario (2015)</w:t>
+      </w:r>
+    </w:p>
+    <w:p>
+      <w:r>
+        <w:t>Earlier perspective. Original claim (Source; full text and supplement read): van Grinsven, Erisman, de Vries &amp; Westhoek, Environmental Research Letters 10:025002 (26 Jan 2015).   - What the paper is: a review of cases and scenario studies on sustainable extensification, meaning lower N inputs and livestock densities. Its own quantified material is the Dutch livestock-reduction scenario and analyses of farm-level costs.   - Where the EU27 2030 numbers come from: they are not new modelling. They are taken from Westhoek et al. (2011), PBL's The Protein Puzzle, which used the LEITAP and IMPACT agro-economic models coupled to IMAGE.   - Scenario definition (supplement, Table 4): a 50% reduction in EU consumption of livestock products. The table header labels these as 2020 scenarios, although Table 5 and the text say 2030.   - Results (supplement, Table 5), changes against the 2030 reference:      | | EU27 | Rest of world (RoW) |     |---|---|---|</w:t>
+      </w:r>
+    </w:p>
+    <w:p>
+      <w:r>
+        <w:t>Developments since.    - Has the scenario's condition materialised? No. FAO food balance data via Our World in Data (food available for consumption, kg per person per year, EU27; OWID last updated 25 Feb 2026, FAOSTAT release of 28 Oct 2025):      | | 2010 | 2015 | 2023 | Change 2015–2023 (my arithmetic) |     |---|---|---|---|---|     | Meat | 84.9 | 81.6 | 78.5 | −3.7% |     | Milk, excluding butter | 196.6 | 200.4 | 232.8 | +16.2% |     | Eggs | 12.8 | 12.5 | 13.4 | +8.0% |</w:t>
+      </w:r>
+    </w:p>
+    <w:p>
+      <w:r>
+        <w:t>How these connect.    - The excerpt is accurate as a quotation, but it gives borrowed results from one model chain more precision than they have.   - The N effect of a 50% cut ranges from about 10% (reactive-N production in LEITAP–IMAGE, with trade leakage) to about 40% (MITERRA-Europe, with production assumed to fall in step). The difference reflects whether EU production follows EU consumption, and The Protein Puzzle notes that rebound and leakage typically halve the benefits.   - The land-outside-Europe result (about 108 Mha) depends on modelled trade responses that are not observable.   - Fair to the study: it never claimed this diet would happen, and its conclusion (extensification is sustainable only with adjusted diets and environmental costs priced in) remains a normative recommendation. EU policy has not moved towards pricing in those costs. I opened no evidence of an adopted meat-VAT reform; Plinke et al. treat it as a proposal.   - Fair to the scanner: nothing it linked could settle the claim; only official statistics can test the condition.</w:t>
+      </w:r>
+    </w:p>
+    <w:p>
+      <w:r>
+        <w:t>Research source trail (starting point): https://ourworldindata.org/grapher/meat-supply-per-person.csv,</w:t>
+      </w:r>
+    </w:p>
+    <w:p>
+      <w:r>
+        <w:t>Catalogue record: 384</w:t>
+      </w:r>
+    </w:p>
+    <w:p>
+      <w:pPr>
+        <w:pStyle w:val="Heading2"/>
+      </w:pPr>
+      <w:r>
+        <w:t>393: Time banks, co-production and foresight (2015)</w:t>
+      </w:r>
+    </w:p>
+    <w:p>
+      <w:r>
+        <w:t>Earlier perspective.  Amanatidou, Gritzas and Kavoulakos, Foresight 17(4): 308–331, published 10 Aug 2015.   - Full text could not be obtained:     - The Emerald page is paywalled. WebFetch showed only the abstract plus a purchase prompt, and curl hit a Cloudflare challenge.     - OpenAlex lists the paper as closed, with no repository full text.     - The Manchester repository record has no file.     - The Aristotle University repository (IKEE) record was blocked (robots rule, then a connection timeout).   - What the abstract describes: a qualitative study of the four most active time banks in Athens.     - These are grassroots initiatives set up during the Greek financial crisis. The authors note Athens holds about 40% of Greece's population.</w:t>
+      </w:r>
+    </w:p>
+    <w:p>
+      <w:r>
+        <w:t>Developments since.    - I found no official statistics on time banks at Greek or EU level.   - The search budget ran out before I could look for a later census of Greek time banks, so whether the four Athens banks were still active after 2015: could not verify.   - Related evidence opened:     - Sotiropoulou (2011), IJCCR 15(D): 27–31, full text. The Athens Timebank (Greek branch of the European Network of Women) started in October 2006, applied a six-month expiry to hours, and mostly exchanged language and PC-skills lessons. It was resuming operations in September 2010 despite its parent NGO's financial problems. https://www.ijccr.net/article/download/9125/8875/25099     - Naughton-Doe, Cameron and Carpenter (2020), as summarised in a National Elf Service blog post (Manthorpe, 18 Feb 2021). This is a secondary summary; I did not open the primary paper.       - Six English timebank case studies, with data from 2013–15. Only three were still running in 2020, and two of those had switched to group-only activity.       - Implementation was hampered by perceived regulation, a paternalistic culture and the resources the model requires. Co-production and mutual aid proved hard to realise once social care was included.</w:t>
+      </w:r>
+    </w:p>
+    <w:p>
+      <w:r>
+        <w:t>How these connect.    - The study is a small-n exploratory case study with a normative message, so there is no prediction to check.   - One could read an implicit expectation into the title ("towards an alternative future"): that crisis-born time banks would seed a co-produced alternative. The only nearby evidence I could open shows English timebanks closing or retreating to group activity, which suggests the model is fragile. But I have no data on Greece, so this cannot be applied to the claim.   - Uncertainty about the Greek trajectory is high.</w:t>
+      </w:r>
+    </w:p>
+    <w:p>
+      <w:r>
+        <w:t>Research source trail (starting point): https://www.ijccr.net/article/download/9125/8875/25099</w:t>
+      </w:r>
+    </w:p>
+    <w:p>
+      <w:r>
+        <w:t>Catalogue record: 393</w:t>
+      </w:r>
+    </w:p>
+    <w:p>
+      <w:pPr>
+        <w:pStyle w:val="Heading2"/>
+      </w:pPr>
+      <w:r>
+        <w:t>394: Transport demand evolution in Europe – factors of change, scenarios and challenges (2015)</w:t>
+      </w:r>
+    </w:p>
+    <w:p>
+      <w:r>
+        <w:t>Earlier perspective.    - Bernardino, Aggelakakis, Reichenbach, Vieira, Boile, Schippl, Christidis, Papanikolaou, Condeço, Garcia and Krail, Eur J Futures Res (2015) 3:13, published 18 Nov 2015. FP7 project FUTRE, grant 314181. All 13 pages of the KIT repository PDF were read.   - Method: an inductive scenario analysis inspired by the Manoa approach. It covers transport demand only (passenger and freight, the whole transport "world" seen from Europe) to 2050. Inputs: a literature review, an 11-expert workshop (Arrábida, March 2013), interviews and a causal-loop diagram.   - Factors judged most often crucial: climate change; energy scarcity and price; economic performance; global cooperation; social preferences (consumerism versus spiritual needs).   - Four qualitative scenarios:     - Unlimited. Technology removes environmental and energy limits. "Nomadism" and extreme globalisation maximise passenger travel. Commuting nearly disappears and schools and universities go largely virtual. Zero-emission cars and car/e-bike hybrids spread. Freight grows with em</w:t>
+      </w:r>
+    </w:p>
+    <w:p>
+      <w:r>
+        <w:t>Developments since.  Eurostat, EU27_2020.   - Car share of inland passenger-km (`tran_hv_psmod`, %): 82.6 (2015, e); 82.7 (2019, e); 87.2 (2020, e); 82.5 (2024, b/e). Train 7.6 (2015, e) → 8.9 (2024, b/e). Bus and coach 9.9 → 8.6.   - Passenger cars per 1,000 inhabitants (`road_eqs_carhab`): 508 (2015); 548 (2019); 577 (2024); 584 (2025).   - Passenger transport volume relative to GDP (`tran_hv_pstra`, index 2015 = 100): 95.9 (2019, e); 79.0 (2020, e); 89.4 (2024, b/e).   - Rail passenger-km (`rail_pa_total`, million pkm): 412,202 (2019); 221,836 (2020); 429,575 (2023).   - Air passengers carried (`avia_paoc`, total, annual): 819.7 million (2015); 1,035.1 million (2019); 276.7 million (2020); 1,042.3 million (2024); 1,093.6 million (2025).   - Inland freight modal split (`tran_hv_frmod`, % of tkm): road 74.1 (2015, e) → 78.2 (2024, e); rail 18.9 → 16.6; inland waterways 6.9 → 5.2.   - Road freight (`road_go_ta_tott`, million tkm): 1,614,870 (2015); 1,813,524 (2019); 1,886,027 (2025).</w:t>
+      </w:r>
+    </w:p>
+    <w:p>
+      <w:r>
+        <w:t>How these connect.    - The paper never committed to an outcome, so it cannot be scored right or wrong.   - Its framing of social preferences as an under-researched driver looks sound in hindsight: COVID-era teleworking and online buying shifted behaviour faster than infrastructure did.   - Its background remark about peak car is not supported at EU level for car ownership, which kept rising. I did not retrieve EU car passenger-km, so car use itself is unchecked.   - Caveats: Eurostat passenger modal-split shares are estimates with several flagged series breaks (including 2010–2013, 2016 and 2024). The 2020–21 values are pandemic outliers.</w:t>
+      </w:r>
+    </w:p>
+    <w:p>
+      <w:r>
+        <w:t>Research source trail (starting point): https://publikationen.bibliothek.kit.edu/110104025/4377548:</w:t>
+      </w:r>
+    </w:p>
+    <w:p>
+      <w:r>
+        <w:t>Catalogue record: 394</w:t>
+      </w:r>
+    </w:p>
+    <w:p>
+      <w:pPr>
+        <w:pStyle w:val="Heading2"/>
+      </w:pPr>
+      <w:r>
+        <w:t>404: European packaging industry foresight study (2014)</w:t>
+      </w:r>
+    </w:p>
+    <w:p>
+      <w:r>
+        <w:t>Earlier perspective. Original claim (Source; full text read via the Springer article page, three passes; Table 1 page opened):   - Olsmats and Kaivo-oja, Eur J Futures Res 2:39, published 9 Apr 2014 (date from OpenAlex). Part of an Innventia foresight programme, 2010–2013.   - Method:     - Participatory foresight in three focus-group sessions (October 2010 to September 2011) with 46 participants, drawn mostly from Innventia staff, packaging users, suppliers and academics.     - The groups mapped the five global megatrends of CSIRO's "Our Future World" (More from less; A personal touch; On the move; Divergent demographics; iWorld) onto packaging implications, plus three topics: land use, sustainable cities, sustainable packaging.   - Explicit aim: a shared multi-client platform for preparedness. The authors say it is not an accurate forecast.   - Forward-looking content, all qualitative, with no horizon of its own:     - Pressure for sustainable packaging will increase (citing a PwC study).</w:t>
+      </w:r>
+    </w:p>
+    <w:p>
+      <w:r>
+        <w:t>Developments since.    - Packaging waste generated (`env_waspac`, kg per inhabitant):     - Total: 154.56 (2012); 165.47 (2015); 177.7 (2019); 190.28 (2021); 186.56 (2022); 177.8 (2023, i); 180.99 (2024, i).     - Paper and cardboard: 62.69 (2012) → 73.82 (2024, i).     - Plastic: 28.42 (2012) → 35.93 (2024, i).   - Recycling rate of packaging waste (`env_waspacr` / `cei_wm020`, % under the "2025 target and onwards" method):     - Total: 65.2 (2012); 66.6 (2015); 64.8 (2019); 64.0 (2020); 65.3 (2022); 67.4 (2023, i); 67.0 (2024, i).     - Plastic: 37.6 (2012) → 42.4 (2024, i).</w:t>
+      </w:r>
+    </w:p>
+    <w:p>
+      <w:r>
+        <w:t>How these connect.    - The study's direction-of-travel calls about sustainability were sound and became law.   - Its implicit premise that a mature European market would stagnate and become leaner did not hold for volumes.   - Its biggest blind spot was e-commerce.     - The trend was already visible when the focus groups met. EU individuals who had bought online within 12 months rose from 26.7% (2007) to 36.2% (2010) and 38.5% (2011) (Eurostat `isoc_ec_ibuy`).     - Fairness note: the authors explicitly did not aim to forecast.   - Uncertainty:     - Eurostat 2023–2024 values are imputed (i), and the 2020 method change affects the recycling series.</w:t>
+      </w:r>
+    </w:p>
+    <w:p>
+      <w:r>
+        <w:t>Research source trail (starting point): https://api.worldbank.org/v2/country/WLD/indicator/SP.URB.TOTL.IN.ZS</w:t>
+      </w:r>
+    </w:p>
+    <w:p>
+      <w:r>
+        <w:t>Catalogue record: 404</w:t>
+      </w:r>
+    </w:p>
+    <w:p>
+      <w:pPr>
+        <w:pStyle w:val="Heading2"/>
+      </w:pPr>
+      <w:r>
+        <w:t>111: Scenario forecasting of agriculture institutional transformation on a sustainable development base (2021)</w:t>
+      </w:r>
+    </w:p>
+    <w:p>
+      <w:r>
+        <w:t>Earlier perspective.    - Lopatynskyi, Kobelia, Vodianka, Antokhova and Halytskyi, WSEAS Transactions on Environment and Development 17: 574–582. Published 31 May 2021, nine months before Russia's full-scale invasion. All pages of the PDF were read.   - Content:     - Five institutional stages of Ukrainian agriculture: 1991–1999, 2000–2008, 2008–2014, 2014–2019, and "since 2020", the last tied to the law ending the moratorium on farmland sales.     - COVID-19 is described as a short-term depressant and the open land market as a long-term stimulus.     - Method: expert assessment and the scenario method. The authors call it "the author's forecast", for the near future, with no horizon year.   - Three qualitative scenarios:     - Pessimistic. The sector stays unchanged, which is not optimal by any criterion.</w:t>
+      </w:r>
+    </w:p>
+    <w:p>
+      <w:r>
+        <w:t>Developments since.    - Sector output, World Bank API (Ukraine). https://api.worldbank.org/v2/country/UKR/indicator/&lt;code&gt;, last updated 8 Oct 2026.     - Agriculture, forestry and fishing value added, % of GDP (`NV.AGR.TOTL.ZS`): 10.89 (2021); 8.57 (2022); 7.55 (2023); 7.29 (2024); 7.57 (2025).     - Value added in constant 2015 USD (`NV.AGR.TOTL.KD`): 12.78 billion (2021); 9.56 billion (2022, −25.2%); 10.63 billion (2023); 10.22 billion (2024); 9.58 billion (2025, still −25.1% against 2021).     - Crop production index, 2014–16 = 100 (`AG.PRD.CROP.XD`): 121.71 (2021); 90.06 (2022); 100.34 (2023); 96.35 (2024).     - Cereal production (`AG.PRD.CREL.MT`): 85.37 million t (2021); 53.54 million t (2022); 59.32 million t (2023); 55.65 million t (2024).     - Employment in agriculture, % of total, modelled ILO (`SL.AGR.EMPL.ZS`): 14.12 (2021), no values after 2021. The ILOSTAT API returned an empty file. Could not verify the post-2021 employment trend.     - Food exports, % of merchandise exports (`TX.VAL.FOOD.ZS.UN`): 40.32 (2021); 52.67 (2022); 60.33 (2023); 58.69 (2024).</w:t>
+      </w:r>
+    </w:p>
+    <w:p>
+      <w:r>
+        <w:t>How these connect.    - The 2021 paper gave three loose narratives with no numbers or horizon. Only the land-market mechanism can be checked, and it unfolded along the "realistic" path but more slowly and with more safeguards than implied.   - The war makes the scenario set largely moot. This is an exogenous shock, so fairness requires noting that no scenario of this kind would have been judged on it in May 2021.   - Uncertainty:     - Structure and employment data after 2021 are missing (Ukrstat unreachable; employment data suspended or not published in the World Bank and ILO series).     - The land file's price field is incomplete for 2021–22.     - The 2026 figures are partial-year.</w:t>
+      </w:r>
+    </w:p>
+    <w:p>
+      <w:r>
+        <w:t>Research source trail (starting point): https://api.worldbank.org/v2/country/UKR/indicator/</w:t>
+      </w:r>
+    </w:p>
+    <w:p>
+      <w:r>
+        <w:t>Catalogue record: 111</w:t>
       </w:r>
     </w:p>
     <w:sectPr>

--- a/VV-FUTURES-HISTORICAL-CLAIMS.docx
+++ b/VV-FUTURES-HISTORICAL-CLAIMS.docx
@@ -17,7 +17,7 @@
     </w:p>
     <w:p>
       <w:r>
-        <w:t>506 historical claim records  ·  2011–2022  ·  Original publication links included</w:t>
+        <w:t>507 historical claim records  ·  2011–2022  ·  Original publication links included</w:t>
       </w:r>
     </w:p>
     <w:p>
@@ -16030,6 +16030,162 @@
     <w:p>
       <w:r>
         <w:t>Proposed correction (awaiting review): Store year-level precision (2011, SEER 14(4):521-544) and do not infer 1 January; optionally note the publisher's online issue date 2012-06-21.</w:t>
+      </w:r>
+    </w:p>
+    <w:p>
+      <w:pPr>
+        <w:pStyle w:val="Heading1"/>
+      </w:pPr>
+      <w:r>
+        <w:t>Catalogue alignment addendum — 28 October 2026</w:t>
+      </w:r>
+    </w:p>
+    <w:p>
+      <w:r>
+        <w:t>This addendum restores the 2021 record present in observatory-data.json but absent from the prior 506-entry Word and Excel exports. The original 506 numbered excerpts remain intact above. The added item appears as entry 507 rather than renumbering historical references. Stable IDs, not sequential numbers, should be used for cross-references.</w:t>
+      </w:r>
+    </w:p>
+    <w:p>
+      <w:pPr>
+        <w:pStyle w:val="Heading1"/>
+      </w:pPr>
+      <w:r>
+        <w:t>507.  Assessing future sustainability and resilience of farming systems with a participatory method: A case study on extensive sheep farming in Huesca, Spain  (2021)</w:t>
+      </w:r>
+    </w:p>
+    <w:p>
+      <w:r>
+        <w:t>The methodology includes an assessment of current performance (Step 1), identification of critical thresholds whose exceedance can lead to large and permanent system change (Step 2), impact assessment when critical thresholds are exceeded (Step 3), identification of desired alternative systems and their expected improved performance of sustainability and resilience (Step 4), identification of strategies to realize those alternative systems (Step 5), and an assessment on the compatibility of alternative systems with the developments of exogenous factors as projected in different future scenarios (Step 6). Although the high-tech extensive system seems most compatible with a future in which sustainable food production is very important, the semi-intensive system seems a less risky bet as it has on average the best compatibility with multiple future scenarios.</w:t>
+      </w:r>
+    </w:p>
+    <w:p>
+      <w:r>
+        <w:rPr>
+          <w:b/>
+        </w:rPr>
+        <w:t xml:space="preserve">ORIGINAL STUDY   </w:t>
+      </w:r>
+      <w:r>
+        <w:t>https://doi.org/10.1016/j.ecolind.2021.108236</w:t>
+      </w:r>
+    </w:p>
+    <w:p>
+      <w:r>
+        <w:rPr>
+          <w:b/>
+        </w:rPr>
+        <w:t xml:space="preserve">STABLE CLAIM ID   </w:t>
+      </w:r>
+      <w:r>
+        <w:t>claim-96f4c836241039da</w:t>
+      </w:r>
+    </w:p>
+    <w:p>
+      <w:pPr>
+        <w:pStyle w:val="Heading1"/>
+      </w:pPr>
+      <w:r>
+        <w:t>Crosswalk: October 24 review versus current catalogue</w:t>
+      </w:r>
+    </w:p>
+    <w:p>
+      <w:r>
+        <w:t>Older review numbers and the current catalogue numbering differ; retain the stable claim ID and DOI when writing comparisons.</w:t>
+      </w:r>
+    </w:p>
+    <w:p>
+      <w:r>
+        <w:t>R24-01: legacy 458 → current 461; claim-c8bd592f750e834c · https://doi.org/10.54648/eerr2013040</w:t>
+      </w:r>
+    </w:p>
+    <w:p>
+      <w:r>
+        <w:t>R24-02: legacy 421 → current 424; claim-b2a08bb4b054505c · https://doi.org/10.12720/sgce.3.3.299-306</w:t>
+      </w:r>
+    </w:p>
+    <w:p>
+      <w:r>
+        <w:t>R24-03: legacy 427 → current 430; claim-29bd38aa3695dbd3 · https://doi.org/10.1002/ghg.1410</w:t>
+      </w:r>
+    </w:p>
+    <w:p>
+      <w:r>
+        <w:t>R24-04: legacy 437 → current 440; claim-69950b53a5830d9a · https://doi.org/10.11610/isij.2902</w:t>
+      </w:r>
+    </w:p>
+    <w:p>
+      <w:r>
+        <w:t>R24-05: legacy 460 → current 463; claim-5e5974ad685d9d38 · https://doi.org/10.11610/isij.2912</w:t>
+      </w:r>
+    </w:p>
+    <w:p>
+      <w:r>
+        <w:t>R24-06: legacy 501 → current 505; claim-c3b72e57c2fbf098 · https://doi.org/10.1111/j.1468-2478.2011.00648.x</w:t>
+      </w:r>
+    </w:p>
+    <w:p>
+      <w:r>
+        <w:t>R24-07: legacy 444 → current 447; claim-d2d9280bed1f4887 · https://doi.org/10.5194/acp-13-7451-2013</w:t>
+      </w:r>
+    </w:p>
+    <w:p>
+      <w:r>
+        <w:t>R24-08: legacy 468 → current 471; claim-872e8bc8934fa439 · https://doi.org/10.5194/acp-12-10613-2012</w:t>
+      </w:r>
+    </w:p>
+    <w:p>
+      <w:r>
+        <w:t>R24-09: legacy 469 → current 472; claim-c5a14eb6f1f7dd43 · https://doi.org/10.1183/09031936.00210411</w:t>
+      </w:r>
+    </w:p>
+    <w:p>
+      <w:r>
+        <w:t>R24-10: legacy 475 → current 478; claim-e0f3cbcdc25788f2 · https://doi.org/10.1098/rsif.2012.0138</w:t>
+      </w:r>
+    </w:p>
+    <w:p>
+      <w:r>
+        <w:t>R24-11: legacy 452 → current 455; claim-65c6f526acccd869 · https://doi.org/10.1186/1750-0680-8-2</w:t>
+      </w:r>
+    </w:p>
+    <w:p>
+      <w:r>
+        <w:t>R24-12: legacy 491 → current 494; claim-bae835546dfc91be · https://doi.org/10.1504/IJSTL.2011.039377</w:t>
+      </w:r>
+    </w:p>
+    <w:p>
+      <w:r>
+        <w:t>R24-13: legacy 465 → current 468; claim-93d981a3ef93589e · https://doi.org/10.1108/14636681211256099</w:t>
+      </w:r>
+    </w:p>
+    <w:p>
+      <w:r>
+        <w:t>R24-14: legacy 498 → current 501; claim-c4bd64f065820699 · https://doi.org/10.1136/jech.2011.142976b.14</w:t>
+      </w:r>
+    </w:p>
+    <w:p>
+      <w:r>
+        <w:t>R24-15: legacy 439 → current 442; claim-d9056b0d2f24898b · https://doi.org/10.1371/journal.pone.0079827</w:t>
+      </w:r>
+    </w:p>
+    <w:p>
+      <w:r>
+        <w:t>R24-16: legacy 481 → current 484; claim-1b6b71170e9f7fa5 · https://doi.org/10.1186/1478-4491-10-16</w:t>
+      </w:r>
+    </w:p>
+    <w:p>
+      <w:r>
+        <w:t>R24-17: legacy 496 → current 499; claim-17422a844c2cce7d · https://doi.org/10.1186/1476-069X-10-53</w:t>
+      </w:r>
+    </w:p>
+    <w:p>
+      <w:r>
+        <w:t>R24-18: legacy 448 → current 451; claim-33bbbb43737342ec · https://doi.org/10.2298/SOC1302169A</w:t>
+      </w:r>
+    </w:p>
+    <w:p>
+      <w:r>
+        <w:t>R24-19: legacy 455 → current 458; claim-712c438b1376af94 · https://doi.org/10.1088/0953-2048/26/11/113001</w:t>
       </w:r>
     </w:p>
     <w:sectPr>
